--- a/docs/package/out/iNXT_BrokerVerse_Prospect_Email_Templates.docx
+++ b/docs/package/out/iNXT_BrokerVerse_Prospect_Email_Templates.docx
@@ -10,7 +10,7 @@
       <w:r>
         <w:rPr/>
         <w:drawing>
-          <wp:anchor behindDoc="1" distT="0" distB="0" distL="0" distR="0" simplePos="0" locked="0" layoutInCell="0" allowOverlap="1" relativeHeight="25">
+          <wp:anchor behindDoc="1" distT="0" distB="0" distL="0" distR="0" simplePos="0" locked="0" layoutInCell="0" allowOverlap="1" relativeHeight="23">
             <wp:simplePos x="0" y="0"/>
             <wp:positionH relativeFrom="margin">
               <wp:posOffset>-914400</wp:posOffset>
@@ -55,7 +55,7 @@
           </wp:anchor>
         </w:drawing>
         <w:drawing>
-          <wp:anchor behindDoc="1" distT="0" distB="0" distL="0" distR="0" simplePos="0" locked="0" layoutInCell="0" allowOverlap="1" relativeHeight="36">
+          <wp:anchor behindDoc="1" distT="0" distB="0" distL="0" distR="0" simplePos="0" locked="0" layoutInCell="0" allowOverlap="1" relativeHeight="34">
             <wp:simplePos x="0" y="0"/>
             <wp:positionH relativeFrom="margin">
               <wp:align>center</wp:align>
@@ -111,7 +111,7 @@
         <mc:AlternateContent>
           <mc:Choice Requires="wps">
             <w:drawing>
-              <wp:anchor behindDoc="0" distT="45720" distB="45720" distL="114300" distR="114300" simplePos="0" locked="0" layoutInCell="0" allowOverlap="1" relativeHeight="26" wp14:anchorId="3D43415C">
+              <wp:anchor behindDoc="0" distT="45720" distB="45720" distL="114300" distR="114300" simplePos="0" locked="0" layoutInCell="0" allowOverlap="1" relativeHeight="24" wp14:anchorId="3D43415C">
                 <wp:simplePos x="0" y="0"/>
                 <wp:positionH relativeFrom="page">
                   <wp:posOffset>194310</wp:posOffset>
@@ -226,7 +226,7 @@
         <mc:AlternateContent>
           <mc:Choice Requires="wps">
             <w:drawing>
-              <wp:anchor behindDoc="0" distT="45720" distB="45720" distL="113030" distR="114935" simplePos="0" locked="0" layoutInCell="0" allowOverlap="1" relativeHeight="28" wp14:anchorId="58C23128">
+              <wp:anchor behindDoc="0" distT="45720" distB="45720" distL="113030" distR="114935" simplePos="0" locked="0" layoutInCell="0" allowOverlap="1" relativeHeight="26" wp14:anchorId="58C23128">
                 <wp:simplePos x="0" y="0"/>
                 <wp:positionH relativeFrom="page">
                   <wp:posOffset>3094990</wp:posOffset>
@@ -341,7 +341,7 @@
         <mc:AlternateContent>
           <mc:Choice Requires="wps">
             <w:drawing>
-              <wp:anchor behindDoc="0" distT="45720" distB="45720" distL="114300" distR="113665" simplePos="0" locked="0" layoutInCell="0" allowOverlap="1" relativeHeight="30" wp14:anchorId="1BF25123">
+              <wp:anchor behindDoc="0" distT="45720" distB="45720" distL="114300" distR="113665" simplePos="0" locked="0" layoutInCell="0" allowOverlap="1" relativeHeight="28" wp14:anchorId="1BF25123">
                 <wp:simplePos x="0" y="0"/>
                 <wp:positionH relativeFrom="page">
                   <wp:posOffset>4992370</wp:posOffset>
@@ -456,7 +456,7 @@
         <mc:AlternateContent>
           <mc:Choice Requires="wps">
             <w:drawing>
-              <wp:anchor behindDoc="0" distT="45720" distB="46355" distL="114300" distR="114300" simplePos="0" locked="0" layoutInCell="0" allowOverlap="1" relativeHeight="32" wp14:anchorId="01DE2BF4">
+              <wp:anchor behindDoc="0" distT="45720" distB="46355" distL="114300" distR="114300" simplePos="0" locked="0" layoutInCell="0" allowOverlap="1" relativeHeight="30" wp14:anchorId="01DE2BF4">
                 <wp:simplePos x="0" y="0"/>
                 <wp:positionH relativeFrom="margin">
                   <wp:align>center</wp:align>
@@ -601,7 +601,7 @@
         <mc:AlternateContent>
           <mc:Choice Requires="wps">
             <w:drawing>
-              <wp:anchor behindDoc="0" distT="45720" distB="50800" distL="114300" distR="114300" simplePos="0" locked="0" layoutInCell="0" allowOverlap="1" relativeHeight="34" wp14:anchorId="204C02CC">
+              <wp:anchor behindDoc="0" distT="45720" distB="50800" distL="114300" distR="114300" simplePos="0" locked="0" layoutInCell="0" allowOverlap="1" relativeHeight="32" wp14:anchorId="204C02CC">
                 <wp:simplePos x="0" y="0"/>
                 <wp:positionH relativeFrom="margin">
                   <wp:align>center</wp:align>
@@ -789,7 +789,7 @@
             </w:rPr>
             <w:fldChar w:fldCharType="separate"/>
           </w:r>
-          <w:hyperlink w:anchor="__RefHeading___Toc2485_2968490694">
+          <w:hyperlink w:anchor="__RefHeading___Toc81281_4195859891">
             <w:r>
               <w:rPr>
                 <w:webHidden/>
@@ -824,7 +824,7 @@
             </w:tabs>
             <w:rPr/>
           </w:pPr>
-          <w:hyperlink w:anchor="__RefHeading___Toc2487_2968490694">
+          <w:hyperlink w:anchor="__RefHeading___Toc81283_4195859891">
             <w:r>
               <w:rPr>
                 <w:webHidden/>
@@ -853,7 +853,7 @@
             </w:tabs>
             <w:rPr/>
           </w:pPr>
-          <w:hyperlink w:anchor="__RefHeading___Toc2489_2968490694">
+          <w:hyperlink w:anchor="__RefHeading___Toc81285_4195859891">
             <w:r>
               <w:rPr>
                 <w:webHidden/>
@@ -875,7 +875,7 @@
             </w:tabs>
             <w:rPr/>
           </w:pPr>
-          <w:hyperlink w:anchor="__RefHeading___Toc2491_2968490694">
+          <w:hyperlink w:anchor="__RefHeading___Toc81287_4195859891">
             <w:r>
               <w:rPr>
                 <w:webHidden/>
@@ -897,7 +897,7 @@
             </w:tabs>
             <w:rPr/>
           </w:pPr>
-          <w:hyperlink w:anchor="__RefHeading___Toc2493_2968490694">
+          <w:hyperlink w:anchor="__RefHeading___Toc81289_4195859891">
             <w:r>
               <w:rPr>
                 <w:webHidden/>
@@ -919,7 +919,7 @@
             </w:tabs>
             <w:rPr/>
           </w:pPr>
-          <w:hyperlink w:anchor="__RefHeading___Toc2495_2968490694">
+          <w:hyperlink w:anchor="__RefHeading___Toc81291_4195859891">
             <w:r>
               <w:rPr>
                 <w:webHidden/>
@@ -941,7 +941,7 @@
             </w:tabs>
             <w:rPr/>
           </w:pPr>
-          <w:hyperlink w:anchor="__RefHeading___Toc2497_2968490694">
+          <w:hyperlink w:anchor="__RefHeading___Toc81293_4195859891">
             <w:r>
               <w:rPr>
                 <w:webHidden/>
@@ -963,7 +963,7 @@
             </w:tabs>
             <w:rPr/>
           </w:pPr>
-          <w:hyperlink w:anchor="__RefHeading___Toc2499_2968490694">
+          <w:hyperlink w:anchor="__RefHeading___Toc81295_4195859891">
             <w:r>
               <w:rPr>
                 <w:webHidden/>
@@ -985,7 +985,7 @@
             </w:tabs>
             <w:rPr/>
           </w:pPr>
-          <w:hyperlink w:anchor="__RefHeading___Toc2501_2968490694">
+          <w:hyperlink w:anchor="__RefHeading___Toc81297_4195859891">
             <w:r>
               <w:rPr>
                 <w:webHidden/>
@@ -1007,7 +1007,7 @@
             </w:tabs>
             <w:rPr/>
           </w:pPr>
-          <w:hyperlink w:anchor="__RefHeading___Toc2503_2968490694">
+          <w:hyperlink w:anchor="__RefHeading___Toc81299_4195859891">
             <w:r>
               <w:rPr>
                 <w:webHidden/>
@@ -1029,7 +1029,7 @@
             </w:tabs>
             <w:rPr/>
           </w:pPr>
-          <w:hyperlink w:anchor="__RefHeading___Toc2505_2968490694">
+          <w:hyperlink w:anchor="__RefHeading___Toc81301_4195859891">
             <w:r>
               <w:rPr>
                 <w:webHidden/>
@@ -1051,7 +1051,7 @@
             </w:tabs>
             <w:rPr/>
           </w:pPr>
-          <w:hyperlink w:anchor="__RefHeading___Toc2507_2968490694">
+          <w:hyperlink w:anchor="__RefHeading___Toc81303_4195859891">
             <w:r>
               <w:rPr>
                 <w:webHidden/>
@@ -1073,7 +1073,7 @@
             </w:tabs>
             <w:rPr/>
           </w:pPr>
-          <w:hyperlink w:anchor="__RefHeading___Toc2509_2968490694">
+          <w:hyperlink w:anchor="__RefHeading___Toc81305_4195859891">
             <w:r>
               <w:rPr>
                 <w:webHidden/>
@@ -1095,7 +1095,7 @@
             </w:tabs>
             <w:rPr/>
           </w:pPr>
-          <w:hyperlink w:anchor="__RefHeading___Toc2511_2968490694">
+          <w:hyperlink w:anchor="__RefHeading___Toc81307_4195859891">
             <w:r>
               <w:rPr>
                 <w:webHidden/>
@@ -1117,7 +1117,7 @@
             </w:tabs>
             <w:rPr/>
           </w:pPr>
-          <w:hyperlink w:anchor="__RefHeading___Toc2513_2968490694">
+          <w:hyperlink w:anchor="__RefHeading___Toc81309_4195859891">
             <w:r>
               <w:rPr>
                 <w:webHidden/>
@@ -1139,7 +1139,7 @@
             </w:tabs>
             <w:rPr/>
           </w:pPr>
-          <w:hyperlink w:anchor="__RefHeading___Toc2515_2968490694">
+          <w:hyperlink w:anchor="__RefHeading___Toc81311_4195859891">
             <w:r>
               <w:rPr>
                 <w:webHidden/>
@@ -1161,7 +1161,7 @@
             </w:tabs>
             <w:rPr/>
           </w:pPr>
-          <w:hyperlink w:anchor="__RefHeading___Toc2517_2968490694">
+          <w:hyperlink w:anchor="__RefHeading___Toc81313_4195859891">
             <w:r>
               <w:rPr>
                 <w:webHidden/>
@@ -1183,7 +1183,7 @@
             </w:tabs>
             <w:rPr/>
           </w:pPr>
-          <w:hyperlink w:anchor="__RefHeading___Toc2519_2968490694">
+          <w:hyperlink w:anchor="__RefHeading___Toc81315_4195859891">
             <w:r>
               <w:rPr>
                 <w:webHidden/>
@@ -1205,7 +1205,7 @@
             </w:tabs>
             <w:rPr/>
           </w:pPr>
-          <w:hyperlink w:anchor="__RefHeading___Toc2521_2968490694">
+          <w:hyperlink w:anchor="__RefHeading___Toc81317_4195859891">
             <w:r>
               <w:rPr>
                 <w:webHidden/>
@@ -1227,7 +1227,7 @@
             </w:tabs>
             <w:rPr/>
           </w:pPr>
-          <w:hyperlink w:anchor="__RefHeading___Toc2523_2968490694">
+          <w:hyperlink w:anchor="__RefHeading___Toc81319_4195859891">
             <w:r>
               <w:rPr>
                 <w:webHidden/>
@@ -1249,7 +1249,7 @@
             </w:tabs>
             <w:rPr/>
           </w:pPr>
-          <w:hyperlink w:anchor="__RefHeading___Toc2525_2968490694">
+          <w:hyperlink w:anchor="__RefHeading___Toc81321_4195859891">
             <w:r>
               <w:rPr>
                 <w:webHidden/>
@@ -1271,7 +1271,7 @@
             </w:tabs>
             <w:rPr/>
           </w:pPr>
-          <w:hyperlink w:anchor="__RefHeading___Toc2527_2968490694">
+          <w:hyperlink w:anchor="__RefHeading___Toc81323_4195859891">
             <w:r>
               <w:rPr>
                 <w:webHidden/>
@@ -1293,7 +1293,7 @@
             </w:tabs>
             <w:rPr/>
           </w:pPr>
-          <w:hyperlink w:anchor="__RefHeading___Toc2529_2968490694">
+          <w:hyperlink w:anchor="__RefHeading___Toc81325_4195859891">
             <w:r>
               <w:rPr>
                 <w:webHidden/>
@@ -1315,7 +1315,7 @@
             </w:tabs>
             <w:rPr/>
           </w:pPr>
-          <w:hyperlink w:anchor="__RefHeading___Toc2531_2968490694">
+          <w:hyperlink w:anchor="__RefHeading___Toc81327_4195859891">
             <w:r>
               <w:rPr>
                 <w:webHidden/>
@@ -1337,7 +1337,7 @@
             </w:tabs>
             <w:rPr/>
           </w:pPr>
-          <w:hyperlink w:anchor="__RefHeading___Toc2533_2968490694">
+          <w:hyperlink w:anchor="__RefHeading___Toc81329_4195859891">
             <w:r>
               <w:rPr>
                 <w:webHidden/>
@@ -1345,7 +1345,7 @@
               </w:rPr>
               <w:t>7. After the sale and special cases</w:t>
               <w:tab/>
-              <w:t>17</w:t>
+              <w:t>16</w:t>
             </w:r>
           </w:hyperlink>
         </w:p>
@@ -1359,7 +1359,7 @@
             </w:tabs>
             <w:rPr/>
           </w:pPr>
-          <w:hyperlink w:anchor="__RefHeading___Toc2535_2968490694">
+          <w:hyperlink w:anchor="__RefHeading___Toc81331_4195859891">
             <w:r>
               <w:rPr>
                 <w:webHidden/>
@@ -1367,7 +1367,7 @@
               </w:rPr>
               <w:t>7.1 Referral request</w:t>
               <w:tab/>
-              <w:t>17</w:t>
+              <w:t>16</w:t>
             </w:r>
           </w:hyperlink>
         </w:p>
@@ -1381,7 +1381,7 @@
             </w:tabs>
             <w:rPr/>
           </w:pPr>
-          <w:hyperlink w:anchor="__RefHeading___Toc2537_2968490694">
+          <w:hyperlink w:anchor="__RefHeading___Toc81333_4195859891">
             <w:r>
               <w:rPr>
                 <w:webHidden/>
@@ -1389,7 +1389,7 @@
               </w:rPr>
               <w:t>7.2 Re-engagement for a stalled prospect</w:t>
               <w:tab/>
-              <w:t>17</w:t>
+              <w:t>16</w:t>
             </w:r>
           </w:hyperlink>
         </w:p>
@@ -1403,7 +1403,7 @@
             </w:tabs>
             <w:rPr/>
           </w:pPr>
-          <w:hyperlink w:anchor="__RefHeading___Toc2539_2968490694">
+          <w:hyperlink w:anchor="__RefHeading___Toc81335_4195859891">
             <w:r>
               <w:rPr>
                 <w:webHidden/>
@@ -1411,7 +1411,7 @@
               </w:rPr>
               <w:t>7.3 Event or webinar invitation</w:t>
               <w:tab/>
-              <w:t>18</w:t>
+              <w:t>17</w:t>
             </w:r>
           </w:hyperlink>
         </w:p>
@@ -1425,7 +1425,7 @@
             </w:tabs>
             <w:rPr/>
           </w:pPr>
-          <w:hyperlink w:anchor="__RefHeading___Toc2541_2968490694">
+          <w:hyperlink w:anchor="__RefHeading___Toc81337_4195859891">
             <w:r>
               <w:rPr>
                 <w:webHidden/>
@@ -1433,7 +1433,7 @@
               </w:rPr>
               <w:t>7.4 LinkedIn connection note</w:t>
               <w:tab/>
-              <w:t>18</w:t>
+              <w:t>17</w:t>
             </w:r>
           </w:hyperlink>
         </w:p>
@@ -1447,7 +1447,7 @@
             </w:tabs>
             <w:rPr/>
           </w:pPr>
-          <w:hyperlink w:anchor="__RefHeading___Toc2543_2968490694">
+          <w:hyperlink w:anchor="__RefHeading___Toc81339_4195859891">
             <w:r>
               <w:rPr>
                 <w:webHidden/>
@@ -1462,7 +1462,7 @@
                 <w:rStyle w:val="IndexLink"/>
               </w:rPr>
               <w:tab/>
-              <w:t>20</w:t>
+              <w:t>19</w:t>
             </w:r>
           </w:hyperlink>
           <w:r>
@@ -1495,7 +1495,7 @@
       <w:r>
         <w:br w:type="page"/>
       </w:r>
-      <w:bookmarkStart w:id="0" w:name="__RefHeading___Toc2485_2968490694"/>
+      <w:bookmarkStart w:id="0" w:name="__RefHeading___Toc81281_4195859891"/>
       <w:bookmarkStart w:id="1" w:name="_Toc48319687"/>
       <w:bookmarkStart w:id="2" w:name="_Toc11824118"/>
       <w:bookmarkEnd w:id="0"/>
@@ -2140,7 +2140,7 @@
           <w:spacing w:val="0"/>
         </w:rPr>
       </w:pPr>
-      <w:bookmarkStart w:id="4" w:name="__RefHeading___Toc2487_2968490694"/>
+      <w:bookmarkStart w:id="4" w:name="__RefHeading___Toc81283_4195859891"/>
       <w:bookmarkStart w:id="5" w:name="_Toc233203388"/>
       <w:bookmarkEnd w:id="4"/>
       <w:r>
@@ -3208,7 +3208,7 @@
         <w:pageBreakBefore w:val="false"/>
         <w:rPr/>
       </w:pPr>
-      <w:bookmarkStart w:id="6" w:name="__RefHeading___Toc2489_2968490694"/>
+      <w:bookmarkStart w:id="6" w:name="__RefHeading___Toc81285_4195859891"/>
       <w:bookmarkEnd w:id="6"/>
       <w:r>
         <w:rPr>
@@ -3225,7 +3225,7 @@
         <w:pStyle w:val="Heading2"/>
         <w:rPr/>
       </w:pPr>
-      <w:bookmarkStart w:id="7" w:name="__RefHeading___Toc2491_2968490694"/>
+      <w:bookmarkStart w:id="7" w:name="__RefHeading___Toc81287_4195859891"/>
       <w:bookmarkEnd w:id="7"/>
       <w:r>
         <w:rPr>
@@ -3273,7 +3273,7 @@
         <w:pStyle w:val="Heading2"/>
         <w:rPr/>
       </w:pPr>
-      <w:bookmarkStart w:id="8" w:name="__RefHeading___Toc2493_2968490694"/>
+      <w:bookmarkStart w:id="8" w:name="__RefHeading___Toc81289_4195859891"/>
       <w:bookmarkEnd w:id="8"/>
       <w:r>
         <w:rPr>
@@ -3288,7 +3288,7 @@
     <w:tbl>
       <w:tblPr>
         <w:tblStyle w:val="TableGrid"/>
-        <w:tblW w:w="9026" w:type="dxa"/>
+        <w:tblW w:w="9014" w:type="dxa"/>
         <w:jc w:val="left"/>
         <w:tblInd w:w="0" w:type="dxa"/>
         <w:tblLayout w:type="fixed"/>
@@ -3301,8 +3301,8 @@
         <w:tblLook w:val="04a0" w:noHBand="0" w:noVBand="1" w:firstColumn="1" w:lastRow="0" w:lastColumn="0" w:firstRow="1"/>
       </w:tblPr>
       <w:tblGrid>
-        <w:gridCol w:w="4513"/>
-        <w:gridCol w:w="4512"/>
+        <w:gridCol w:w="4096"/>
+        <w:gridCol w:w="4917"/>
       </w:tblGrid>
       <w:tr>
         <w:trPr>
@@ -3310,7 +3310,7 @@
         </w:trPr>
         <w:tc>
           <w:tcPr>
-            <w:tcW w:w="4513" w:type="dxa"/>
+            <w:tcW w:w="4096" w:type="dxa"/>
             <w:tcBorders>
               <w:top w:val="single" w:sz="4" w:space="0" w:color="BFC7D1"/>
               <w:left w:val="single" w:sz="4" w:space="0" w:color="BFC7D1"/>
@@ -3349,7 +3349,7 @@
         </w:tc>
         <w:tc>
           <w:tcPr>
-            <w:tcW w:w="4512" w:type="dxa"/>
+            <w:tcW w:w="4917" w:type="dxa"/>
             <w:tcBorders>
               <w:top w:val="single" w:sz="4" w:space="0" w:color="BFC7D1"/>
               <w:left w:val="single" w:sz="4" w:space="0" w:color="BFC7D1"/>
@@ -3391,7 +3391,7 @@
         <w:trPr/>
         <w:tc>
           <w:tcPr>
-            <w:tcW w:w="4513" w:type="dxa"/>
+            <w:tcW w:w="4096" w:type="dxa"/>
             <w:tcBorders>
               <w:top w:val="single" w:sz="4" w:space="0" w:color="BFC7D1"/>
               <w:left w:val="single" w:sz="4" w:space="0" w:color="BFC7D1"/>
@@ -3428,7 +3428,7 @@
         </w:tc>
         <w:tc>
           <w:tcPr>
-            <w:tcW w:w="4512" w:type="dxa"/>
+            <w:tcW w:w="4917" w:type="dxa"/>
             <w:tcBorders>
               <w:top w:val="single" w:sz="4" w:space="0" w:color="BFC7D1"/>
               <w:left w:val="single" w:sz="4" w:space="0" w:color="BFC7D1"/>
@@ -3468,7 +3468,7 @@
         <w:trPr/>
         <w:tc>
           <w:tcPr>
-            <w:tcW w:w="4513" w:type="dxa"/>
+            <w:tcW w:w="4096" w:type="dxa"/>
             <w:tcBorders>
               <w:top w:val="single" w:sz="4" w:space="0" w:color="BFC7D1"/>
               <w:left w:val="single" w:sz="4" w:space="0" w:color="BFC7D1"/>
@@ -3505,7 +3505,7 @@
         </w:tc>
         <w:tc>
           <w:tcPr>
-            <w:tcW w:w="4512" w:type="dxa"/>
+            <w:tcW w:w="4917" w:type="dxa"/>
             <w:tcBorders>
               <w:top w:val="single" w:sz="4" w:space="0" w:color="BFC7D1"/>
               <w:left w:val="single" w:sz="4" w:space="0" w:color="BFC7D1"/>
@@ -3545,7 +3545,7 @@
         <w:trPr/>
         <w:tc>
           <w:tcPr>
-            <w:tcW w:w="4513" w:type="dxa"/>
+            <w:tcW w:w="4096" w:type="dxa"/>
             <w:tcBorders>
               <w:top w:val="single" w:sz="4" w:space="0" w:color="BFC7D1"/>
               <w:left w:val="single" w:sz="4" w:space="0" w:color="BFC7D1"/>
@@ -3582,7 +3582,7 @@
         </w:tc>
         <w:tc>
           <w:tcPr>
-            <w:tcW w:w="4512" w:type="dxa"/>
+            <w:tcW w:w="4917" w:type="dxa"/>
             <w:tcBorders>
               <w:top w:val="single" w:sz="4" w:space="0" w:color="BFC7D1"/>
               <w:left w:val="single" w:sz="4" w:space="0" w:color="BFC7D1"/>
@@ -3622,7 +3622,7 @@
         <w:trPr/>
         <w:tc>
           <w:tcPr>
-            <w:tcW w:w="4513" w:type="dxa"/>
+            <w:tcW w:w="4096" w:type="dxa"/>
             <w:tcBorders>
               <w:top w:val="single" w:sz="4" w:space="0" w:color="BFC7D1"/>
               <w:left w:val="single" w:sz="4" w:space="0" w:color="BFC7D1"/>
@@ -3659,7 +3659,7 @@
         </w:tc>
         <w:tc>
           <w:tcPr>
-            <w:tcW w:w="4512" w:type="dxa"/>
+            <w:tcW w:w="4917" w:type="dxa"/>
             <w:tcBorders>
               <w:top w:val="single" w:sz="4" w:space="0" w:color="BFC7D1"/>
               <w:left w:val="single" w:sz="4" w:space="0" w:color="BFC7D1"/>
@@ -3699,7 +3699,7 @@
         <w:trPr/>
         <w:tc>
           <w:tcPr>
-            <w:tcW w:w="4513" w:type="dxa"/>
+            <w:tcW w:w="4096" w:type="dxa"/>
             <w:tcBorders>
               <w:top w:val="single" w:sz="4" w:space="0" w:color="BFC7D1"/>
               <w:left w:val="single" w:sz="4" w:space="0" w:color="BFC7D1"/>
@@ -3736,7 +3736,7 @@
         </w:tc>
         <w:tc>
           <w:tcPr>
-            <w:tcW w:w="4512" w:type="dxa"/>
+            <w:tcW w:w="4917" w:type="dxa"/>
             <w:tcBorders>
               <w:top w:val="single" w:sz="4" w:space="0" w:color="BFC7D1"/>
               <w:left w:val="single" w:sz="4" w:space="0" w:color="BFC7D1"/>
@@ -3776,7 +3776,7 @@
         <w:trPr/>
         <w:tc>
           <w:tcPr>
-            <w:tcW w:w="4513" w:type="dxa"/>
+            <w:tcW w:w="4096" w:type="dxa"/>
             <w:tcBorders>
               <w:top w:val="single" w:sz="4" w:space="0" w:color="BFC7D1"/>
               <w:left w:val="single" w:sz="4" w:space="0" w:color="BFC7D1"/>
@@ -3813,7 +3813,7 @@
         </w:tc>
         <w:tc>
           <w:tcPr>
-            <w:tcW w:w="4512" w:type="dxa"/>
+            <w:tcW w:w="4917" w:type="dxa"/>
             <w:tcBorders>
               <w:top w:val="single" w:sz="4" w:space="0" w:color="BFC7D1"/>
               <w:left w:val="single" w:sz="4" w:space="0" w:color="BFC7D1"/>
@@ -3853,7 +3853,7 @@
         <w:trPr/>
         <w:tc>
           <w:tcPr>
-            <w:tcW w:w="4513" w:type="dxa"/>
+            <w:tcW w:w="4096" w:type="dxa"/>
             <w:tcBorders>
               <w:top w:val="single" w:sz="4" w:space="0" w:color="BFC7D1"/>
               <w:left w:val="single" w:sz="4" w:space="0" w:color="BFC7D1"/>
@@ -3890,7 +3890,7 @@
         </w:tc>
         <w:tc>
           <w:tcPr>
-            <w:tcW w:w="4512" w:type="dxa"/>
+            <w:tcW w:w="4917" w:type="dxa"/>
             <w:tcBorders>
               <w:top w:val="single" w:sz="4" w:space="0" w:color="BFC7D1"/>
               <w:left w:val="single" w:sz="4" w:space="0" w:color="BFC7D1"/>
@@ -3942,7 +3942,7 @@
         <w:pStyle w:val="Heading2"/>
         <w:rPr/>
       </w:pPr>
-      <w:bookmarkStart w:id="9" w:name="__RefHeading___Toc2495_2968490694"/>
+      <w:bookmarkStart w:id="9" w:name="__RefHeading___Toc81291_4195859891"/>
       <w:bookmarkEnd w:id="9"/>
       <w:r>
         <w:rPr>
@@ -4092,7 +4092,7 @@
         <w:pStyle w:val="Heading2"/>
         <w:rPr/>
       </w:pPr>
-      <w:bookmarkStart w:id="10" w:name="__RefHeading___Toc2497_2968490694"/>
+      <w:bookmarkStart w:id="10" w:name="__RefHeading___Toc81293_4195859891"/>
       <w:bookmarkEnd w:id="10"/>
       <w:r>
         <w:rPr>
@@ -4107,7 +4107,7 @@
     <w:tbl>
       <w:tblPr>
         <w:tblStyle w:val="TableGrid"/>
-        <w:tblW w:w="9026" w:type="dxa"/>
+        <w:tblW w:w="9014" w:type="dxa"/>
         <w:jc w:val="left"/>
         <w:tblInd w:w="0" w:type="dxa"/>
         <w:tblLayout w:type="fixed"/>
@@ -4120,8 +4120,8 @@
         <w:tblLook w:val="04a0" w:noHBand="0" w:noVBand="1" w:firstColumn="1" w:lastRow="0" w:lastColumn="0" w:firstRow="1"/>
       </w:tblPr>
       <w:tblGrid>
-        <w:gridCol w:w="4513"/>
-        <w:gridCol w:w="4512"/>
+        <w:gridCol w:w="4507"/>
+        <w:gridCol w:w="4506"/>
       </w:tblGrid>
       <w:tr>
         <w:trPr>
@@ -4129,7 +4129,7 @@
         </w:trPr>
         <w:tc>
           <w:tcPr>
-            <w:tcW w:w="4513" w:type="dxa"/>
+            <w:tcW w:w="4507" w:type="dxa"/>
             <w:tcBorders>
               <w:top w:val="single" w:sz="4" w:space="0" w:color="BFC7D1"/>
               <w:left w:val="single" w:sz="4" w:space="0" w:color="BFC7D1"/>
@@ -4168,7 +4168,7 @@
         </w:tc>
         <w:tc>
           <w:tcPr>
-            <w:tcW w:w="4512" w:type="dxa"/>
+            <w:tcW w:w="4506" w:type="dxa"/>
             <w:tcBorders>
               <w:top w:val="single" w:sz="4" w:space="0" w:color="BFC7D1"/>
               <w:left w:val="single" w:sz="4" w:space="0" w:color="BFC7D1"/>
@@ -4210,7 +4210,7 @@
         <w:trPr/>
         <w:tc>
           <w:tcPr>
-            <w:tcW w:w="4513" w:type="dxa"/>
+            <w:tcW w:w="4507" w:type="dxa"/>
             <w:tcBorders>
               <w:top w:val="single" w:sz="4" w:space="0" w:color="BFC7D1"/>
               <w:left w:val="single" w:sz="4" w:space="0" w:color="BFC7D1"/>
@@ -4247,7 +4247,7 @@
         </w:tc>
         <w:tc>
           <w:tcPr>
-            <w:tcW w:w="4512" w:type="dxa"/>
+            <w:tcW w:w="4506" w:type="dxa"/>
             <w:tcBorders>
               <w:top w:val="single" w:sz="4" w:space="0" w:color="BFC7D1"/>
               <w:left w:val="single" w:sz="4" w:space="0" w:color="BFC7D1"/>
@@ -4287,7 +4287,7 @@
         <w:trPr/>
         <w:tc>
           <w:tcPr>
-            <w:tcW w:w="4513" w:type="dxa"/>
+            <w:tcW w:w="4507" w:type="dxa"/>
             <w:tcBorders>
               <w:top w:val="single" w:sz="4" w:space="0" w:color="BFC7D1"/>
               <w:left w:val="single" w:sz="4" w:space="0" w:color="BFC7D1"/>
@@ -4324,7 +4324,7 @@
         </w:tc>
         <w:tc>
           <w:tcPr>
-            <w:tcW w:w="4512" w:type="dxa"/>
+            <w:tcW w:w="4506" w:type="dxa"/>
             <w:tcBorders>
               <w:top w:val="single" w:sz="4" w:space="0" w:color="BFC7D1"/>
               <w:left w:val="single" w:sz="4" w:space="0" w:color="BFC7D1"/>
@@ -4364,7 +4364,7 @@
         <w:trPr/>
         <w:tc>
           <w:tcPr>
-            <w:tcW w:w="4513" w:type="dxa"/>
+            <w:tcW w:w="4507" w:type="dxa"/>
             <w:tcBorders>
               <w:top w:val="single" w:sz="4" w:space="0" w:color="BFC7D1"/>
               <w:left w:val="single" w:sz="4" w:space="0" w:color="BFC7D1"/>
@@ -4401,7 +4401,7 @@
         </w:tc>
         <w:tc>
           <w:tcPr>
-            <w:tcW w:w="4512" w:type="dxa"/>
+            <w:tcW w:w="4506" w:type="dxa"/>
             <w:tcBorders>
               <w:top w:val="single" w:sz="4" w:space="0" w:color="BFC7D1"/>
               <w:left w:val="single" w:sz="4" w:space="0" w:color="BFC7D1"/>
@@ -4441,7 +4441,7 @@
         <w:trPr/>
         <w:tc>
           <w:tcPr>
-            <w:tcW w:w="4513" w:type="dxa"/>
+            <w:tcW w:w="4507" w:type="dxa"/>
             <w:tcBorders>
               <w:top w:val="single" w:sz="4" w:space="0" w:color="BFC7D1"/>
               <w:left w:val="single" w:sz="4" w:space="0" w:color="BFC7D1"/>
@@ -4478,7 +4478,7 @@
         </w:tc>
         <w:tc>
           <w:tcPr>
-            <w:tcW w:w="4512" w:type="dxa"/>
+            <w:tcW w:w="4506" w:type="dxa"/>
             <w:tcBorders>
               <w:top w:val="single" w:sz="4" w:space="0" w:color="BFC7D1"/>
               <w:left w:val="single" w:sz="4" w:space="0" w:color="BFC7D1"/>
@@ -4518,7 +4518,7 @@
         <w:trPr/>
         <w:tc>
           <w:tcPr>
-            <w:tcW w:w="4513" w:type="dxa"/>
+            <w:tcW w:w="4507" w:type="dxa"/>
             <w:tcBorders>
               <w:top w:val="single" w:sz="4" w:space="0" w:color="BFC7D1"/>
               <w:left w:val="single" w:sz="4" w:space="0" w:color="BFC7D1"/>
@@ -4555,7 +4555,7 @@
         </w:tc>
         <w:tc>
           <w:tcPr>
-            <w:tcW w:w="4512" w:type="dxa"/>
+            <w:tcW w:w="4506" w:type="dxa"/>
             <w:tcBorders>
               <w:top w:val="single" w:sz="4" w:space="0" w:color="BFC7D1"/>
               <w:left w:val="single" w:sz="4" w:space="0" w:color="BFC7D1"/>
@@ -4595,7 +4595,7 @@
         <w:trPr/>
         <w:tc>
           <w:tcPr>
-            <w:tcW w:w="4513" w:type="dxa"/>
+            <w:tcW w:w="4507" w:type="dxa"/>
             <w:tcBorders>
               <w:top w:val="single" w:sz="4" w:space="0" w:color="BFC7D1"/>
               <w:left w:val="single" w:sz="4" w:space="0" w:color="BFC7D1"/>
@@ -4632,7 +4632,7 @@
         </w:tc>
         <w:tc>
           <w:tcPr>
-            <w:tcW w:w="4512" w:type="dxa"/>
+            <w:tcW w:w="4506" w:type="dxa"/>
             <w:tcBorders>
               <w:top w:val="single" w:sz="4" w:space="0" w:color="BFC7D1"/>
               <w:left w:val="single" w:sz="4" w:space="0" w:color="BFC7D1"/>
@@ -4684,7 +4684,7 @@
         <w:pStyle w:val="Heading2"/>
         <w:rPr/>
       </w:pPr>
-      <w:bookmarkStart w:id="11" w:name="__RefHeading___Toc2499_2968490694"/>
+      <w:bookmarkStart w:id="11" w:name="__RefHeading___Toc81295_4195859891"/>
       <w:bookmarkEnd w:id="11"/>
       <w:r>
         <w:rPr>
@@ -4699,7 +4699,7 @@
     <w:tbl>
       <w:tblPr>
         <w:tblStyle w:val="TableGrid"/>
-        <w:tblW w:w="9027" w:type="dxa"/>
+        <w:tblW w:w="9014" w:type="dxa"/>
         <w:jc w:val="left"/>
         <w:tblInd w:w="0" w:type="dxa"/>
         <w:tblLayout w:type="fixed"/>
@@ -4712,9 +4712,9 @@
         <w:tblLook w:val="04a0" w:noHBand="0" w:noVBand="1" w:firstColumn="1" w:lastRow="0" w:lastColumn="0" w:firstRow="1"/>
       </w:tblPr>
       <w:tblGrid>
-        <w:gridCol w:w="3009"/>
-        <w:gridCol w:w="3009"/>
-        <w:gridCol w:w="3009"/>
+        <w:gridCol w:w="906"/>
+        <w:gridCol w:w="3759"/>
+        <w:gridCol w:w="4349"/>
       </w:tblGrid>
       <w:tr>
         <w:trPr>
@@ -4722,7 +4722,7 @@
         </w:trPr>
         <w:tc>
           <w:tcPr>
-            <w:tcW w:w="3009" w:type="dxa"/>
+            <w:tcW w:w="906" w:type="dxa"/>
             <w:tcBorders>
               <w:top w:val="single" w:sz="4" w:space="0" w:color="BFC7D1"/>
               <w:left w:val="single" w:sz="4" w:space="0" w:color="BFC7D1"/>
@@ -4761,7 +4761,7 @@
         </w:tc>
         <w:tc>
           <w:tcPr>
-            <w:tcW w:w="3009" w:type="dxa"/>
+            <w:tcW w:w="3759" w:type="dxa"/>
             <w:tcBorders>
               <w:top w:val="single" w:sz="4" w:space="0" w:color="BFC7D1"/>
               <w:left w:val="single" w:sz="4" w:space="0" w:color="BFC7D1"/>
@@ -4800,7 +4800,7 @@
         </w:tc>
         <w:tc>
           <w:tcPr>
-            <w:tcW w:w="3009" w:type="dxa"/>
+            <w:tcW w:w="4349" w:type="dxa"/>
             <w:tcBorders>
               <w:top w:val="single" w:sz="4" w:space="0" w:color="BFC7D1"/>
               <w:left w:val="single" w:sz="4" w:space="0" w:color="BFC7D1"/>
@@ -4842,7 +4842,7 @@
         <w:trPr/>
         <w:tc>
           <w:tcPr>
-            <w:tcW w:w="3009" w:type="dxa"/>
+            <w:tcW w:w="906" w:type="dxa"/>
             <w:tcBorders>
               <w:top w:val="single" w:sz="4" w:space="0" w:color="BFC7D1"/>
               <w:left w:val="single" w:sz="4" w:space="0" w:color="BFC7D1"/>
@@ -4879,7 +4879,7 @@
         </w:tc>
         <w:tc>
           <w:tcPr>
-            <w:tcW w:w="3009" w:type="dxa"/>
+            <w:tcW w:w="3759" w:type="dxa"/>
             <w:tcBorders>
               <w:top w:val="single" w:sz="4" w:space="0" w:color="BFC7D1"/>
               <w:left w:val="single" w:sz="4" w:space="0" w:color="BFC7D1"/>
@@ -4916,7 +4916,7 @@
         </w:tc>
         <w:tc>
           <w:tcPr>
-            <w:tcW w:w="3009" w:type="dxa"/>
+            <w:tcW w:w="4349" w:type="dxa"/>
             <w:tcBorders>
               <w:top w:val="single" w:sz="4" w:space="0" w:color="BFC7D1"/>
               <w:left w:val="single" w:sz="4" w:space="0" w:color="BFC7D1"/>
@@ -4956,7 +4956,7 @@
         <w:trPr/>
         <w:tc>
           <w:tcPr>
-            <w:tcW w:w="3009" w:type="dxa"/>
+            <w:tcW w:w="906" w:type="dxa"/>
             <w:tcBorders>
               <w:top w:val="single" w:sz="4" w:space="0" w:color="BFC7D1"/>
               <w:left w:val="single" w:sz="4" w:space="0" w:color="BFC7D1"/>
@@ -4993,7 +4993,7 @@
         </w:tc>
         <w:tc>
           <w:tcPr>
-            <w:tcW w:w="3009" w:type="dxa"/>
+            <w:tcW w:w="3759" w:type="dxa"/>
             <w:tcBorders>
               <w:top w:val="single" w:sz="4" w:space="0" w:color="BFC7D1"/>
               <w:left w:val="single" w:sz="4" w:space="0" w:color="BFC7D1"/>
@@ -5030,7 +5030,7 @@
         </w:tc>
         <w:tc>
           <w:tcPr>
-            <w:tcW w:w="3009" w:type="dxa"/>
+            <w:tcW w:w="4349" w:type="dxa"/>
             <w:tcBorders>
               <w:top w:val="single" w:sz="4" w:space="0" w:color="BFC7D1"/>
               <w:left w:val="single" w:sz="4" w:space="0" w:color="BFC7D1"/>
@@ -5070,7 +5070,7 @@
         <w:trPr/>
         <w:tc>
           <w:tcPr>
-            <w:tcW w:w="3009" w:type="dxa"/>
+            <w:tcW w:w="906" w:type="dxa"/>
             <w:tcBorders>
               <w:top w:val="single" w:sz="4" w:space="0" w:color="BFC7D1"/>
               <w:left w:val="single" w:sz="4" w:space="0" w:color="BFC7D1"/>
@@ -5107,7 +5107,7 @@
         </w:tc>
         <w:tc>
           <w:tcPr>
-            <w:tcW w:w="3009" w:type="dxa"/>
+            <w:tcW w:w="3759" w:type="dxa"/>
             <w:tcBorders>
               <w:top w:val="single" w:sz="4" w:space="0" w:color="BFC7D1"/>
               <w:left w:val="single" w:sz="4" w:space="0" w:color="BFC7D1"/>
@@ -5144,7 +5144,7 @@
         </w:tc>
         <w:tc>
           <w:tcPr>
-            <w:tcW w:w="3009" w:type="dxa"/>
+            <w:tcW w:w="4349" w:type="dxa"/>
             <w:tcBorders>
               <w:top w:val="single" w:sz="4" w:space="0" w:color="BFC7D1"/>
               <w:left w:val="single" w:sz="4" w:space="0" w:color="BFC7D1"/>
@@ -5184,7 +5184,7 @@
         <w:trPr/>
         <w:tc>
           <w:tcPr>
-            <w:tcW w:w="3009" w:type="dxa"/>
+            <w:tcW w:w="906" w:type="dxa"/>
             <w:tcBorders>
               <w:top w:val="single" w:sz="4" w:space="0" w:color="BFC7D1"/>
               <w:left w:val="single" w:sz="4" w:space="0" w:color="BFC7D1"/>
@@ -5221,7 +5221,7 @@
         </w:tc>
         <w:tc>
           <w:tcPr>
-            <w:tcW w:w="3009" w:type="dxa"/>
+            <w:tcW w:w="3759" w:type="dxa"/>
             <w:tcBorders>
               <w:top w:val="single" w:sz="4" w:space="0" w:color="BFC7D1"/>
               <w:left w:val="single" w:sz="4" w:space="0" w:color="BFC7D1"/>
@@ -5258,7 +5258,7 @@
         </w:tc>
         <w:tc>
           <w:tcPr>
-            <w:tcW w:w="3009" w:type="dxa"/>
+            <w:tcW w:w="4349" w:type="dxa"/>
             <w:tcBorders>
               <w:top w:val="single" w:sz="4" w:space="0" w:color="BFC7D1"/>
               <w:left w:val="single" w:sz="4" w:space="0" w:color="BFC7D1"/>
@@ -5298,7 +5298,7 @@
         <w:trPr/>
         <w:tc>
           <w:tcPr>
-            <w:tcW w:w="3009" w:type="dxa"/>
+            <w:tcW w:w="906" w:type="dxa"/>
             <w:tcBorders>
               <w:top w:val="single" w:sz="4" w:space="0" w:color="BFC7D1"/>
               <w:left w:val="single" w:sz="4" w:space="0" w:color="BFC7D1"/>
@@ -5335,7 +5335,7 @@
         </w:tc>
         <w:tc>
           <w:tcPr>
-            <w:tcW w:w="3009" w:type="dxa"/>
+            <w:tcW w:w="3759" w:type="dxa"/>
             <w:tcBorders>
               <w:top w:val="single" w:sz="4" w:space="0" w:color="BFC7D1"/>
               <w:left w:val="single" w:sz="4" w:space="0" w:color="BFC7D1"/>
@@ -5372,7 +5372,7 @@
         </w:tc>
         <w:tc>
           <w:tcPr>
-            <w:tcW w:w="3009" w:type="dxa"/>
+            <w:tcW w:w="4349" w:type="dxa"/>
             <w:tcBorders>
               <w:top w:val="single" w:sz="4" w:space="0" w:color="BFC7D1"/>
               <w:left w:val="single" w:sz="4" w:space="0" w:color="BFC7D1"/>
@@ -5412,7 +5412,7 @@
         <w:trPr/>
         <w:tc>
           <w:tcPr>
-            <w:tcW w:w="3009" w:type="dxa"/>
+            <w:tcW w:w="906" w:type="dxa"/>
             <w:tcBorders>
               <w:top w:val="single" w:sz="4" w:space="0" w:color="BFC7D1"/>
               <w:left w:val="single" w:sz="4" w:space="0" w:color="BFC7D1"/>
@@ -5449,7 +5449,7 @@
         </w:tc>
         <w:tc>
           <w:tcPr>
-            <w:tcW w:w="3009" w:type="dxa"/>
+            <w:tcW w:w="3759" w:type="dxa"/>
             <w:tcBorders>
               <w:top w:val="single" w:sz="4" w:space="0" w:color="BFC7D1"/>
               <w:left w:val="single" w:sz="4" w:space="0" w:color="BFC7D1"/>
@@ -5486,7 +5486,7 @@
         </w:tc>
         <w:tc>
           <w:tcPr>
-            <w:tcW w:w="3009" w:type="dxa"/>
+            <w:tcW w:w="4349" w:type="dxa"/>
             <w:tcBorders>
               <w:top w:val="single" w:sz="4" w:space="0" w:color="BFC7D1"/>
               <w:left w:val="single" w:sz="4" w:space="0" w:color="BFC7D1"/>
@@ -5526,7 +5526,7 @@
         <w:trPr/>
         <w:tc>
           <w:tcPr>
-            <w:tcW w:w="3009" w:type="dxa"/>
+            <w:tcW w:w="906" w:type="dxa"/>
             <w:tcBorders>
               <w:top w:val="single" w:sz="4" w:space="0" w:color="BFC7D1"/>
               <w:left w:val="single" w:sz="4" w:space="0" w:color="BFC7D1"/>
@@ -5563,7 +5563,7 @@
         </w:tc>
         <w:tc>
           <w:tcPr>
-            <w:tcW w:w="3009" w:type="dxa"/>
+            <w:tcW w:w="3759" w:type="dxa"/>
             <w:tcBorders>
               <w:top w:val="single" w:sz="4" w:space="0" w:color="BFC7D1"/>
               <w:left w:val="single" w:sz="4" w:space="0" w:color="BFC7D1"/>
@@ -5600,7 +5600,7 @@
         </w:tc>
         <w:tc>
           <w:tcPr>
-            <w:tcW w:w="3009" w:type="dxa"/>
+            <w:tcW w:w="4349" w:type="dxa"/>
             <w:tcBorders>
               <w:top w:val="single" w:sz="4" w:space="0" w:color="BFC7D1"/>
               <w:left w:val="single" w:sz="4" w:space="0" w:color="BFC7D1"/>
@@ -5640,7 +5640,7 @@
         <w:trPr/>
         <w:tc>
           <w:tcPr>
-            <w:tcW w:w="3009" w:type="dxa"/>
+            <w:tcW w:w="906" w:type="dxa"/>
             <w:tcBorders>
               <w:top w:val="single" w:sz="4" w:space="0" w:color="BFC7D1"/>
               <w:left w:val="single" w:sz="4" w:space="0" w:color="BFC7D1"/>
@@ -5677,7 +5677,7 @@
         </w:tc>
         <w:tc>
           <w:tcPr>
-            <w:tcW w:w="3009" w:type="dxa"/>
+            <w:tcW w:w="3759" w:type="dxa"/>
             <w:tcBorders>
               <w:top w:val="single" w:sz="4" w:space="0" w:color="BFC7D1"/>
               <w:left w:val="single" w:sz="4" w:space="0" w:color="BFC7D1"/>
@@ -5714,7 +5714,7 @@
         </w:tc>
         <w:tc>
           <w:tcPr>
-            <w:tcW w:w="3009" w:type="dxa"/>
+            <w:tcW w:w="4349" w:type="dxa"/>
             <w:tcBorders>
               <w:top w:val="single" w:sz="4" w:space="0" w:color="BFC7D1"/>
               <w:left w:val="single" w:sz="4" w:space="0" w:color="BFC7D1"/>
@@ -5754,7 +5754,7 @@
         <w:trPr/>
         <w:tc>
           <w:tcPr>
-            <w:tcW w:w="3009" w:type="dxa"/>
+            <w:tcW w:w="906" w:type="dxa"/>
             <w:tcBorders>
               <w:top w:val="single" w:sz="4" w:space="0" w:color="BFC7D1"/>
               <w:left w:val="single" w:sz="4" w:space="0" w:color="BFC7D1"/>
@@ -5791,7 +5791,7 @@
         </w:tc>
         <w:tc>
           <w:tcPr>
-            <w:tcW w:w="3009" w:type="dxa"/>
+            <w:tcW w:w="3759" w:type="dxa"/>
             <w:tcBorders>
               <w:top w:val="single" w:sz="4" w:space="0" w:color="BFC7D1"/>
               <w:left w:val="single" w:sz="4" w:space="0" w:color="BFC7D1"/>
@@ -5828,7 +5828,7 @@
         </w:tc>
         <w:tc>
           <w:tcPr>
-            <w:tcW w:w="3009" w:type="dxa"/>
+            <w:tcW w:w="4349" w:type="dxa"/>
             <w:tcBorders>
               <w:top w:val="single" w:sz="4" w:space="0" w:color="BFC7D1"/>
               <w:left w:val="single" w:sz="4" w:space="0" w:color="BFC7D1"/>
@@ -5868,7 +5868,7 @@
         <w:trPr/>
         <w:tc>
           <w:tcPr>
-            <w:tcW w:w="3009" w:type="dxa"/>
+            <w:tcW w:w="906" w:type="dxa"/>
             <w:tcBorders>
               <w:top w:val="single" w:sz="4" w:space="0" w:color="BFC7D1"/>
               <w:left w:val="single" w:sz="4" w:space="0" w:color="BFC7D1"/>
@@ -5905,7 +5905,7 @@
         </w:tc>
         <w:tc>
           <w:tcPr>
-            <w:tcW w:w="3009" w:type="dxa"/>
+            <w:tcW w:w="3759" w:type="dxa"/>
             <w:tcBorders>
               <w:top w:val="single" w:sz="4" w:space="0" w:color="BFC7D1"/>
               <w:left w:val="single" w:sz="4" w:space="0" w:color="BFC7D1"/>
@@ -5942,7 +5942,7 @@
         </w:tc>
         <w:tc>
           <w:tcPr>
-            <w:tcW w:w="3009" w:type="dxa"/>
+            <w:tcW w:w="4349" w:type="dxa"/>
             <w:tcBorders>
               <w:top w:val="single" w:sz="4" w:space="0" w:color="BFC7D1"/>
               <w:left w:val="single" w:sz="4" w:space="0" w:color="BFC7D1"/>
@@ -5982,7 +5982,7 @@
         <w:trPr/>
         <w:tc>
           <w:tcPr>
-            <w:tcW w:w="3009" w:type="dxa"/>
+            <w:tcW w:w="906" w:type="dxa"/>
             <w:tcBorders>
               <w:top w:val="single" w:sz="4" w:space="0" w:color="BFC7D1"/>
               <w:left w:val="single" w:sz="4" w:space="0" w:color="BFC7D1"/>
@@ -6019,7 +6019,7 @@
         </w:tc>
         <w:tc>
           <w:tcPr>
-            <w:tcW w:w="3009" w:type="dxa"/>
+            <w:tcW w:w="3759" w:type="dxa"/>
             <w:tcBorders>
               <w:top w:val="single" w:sz="4" w:space="0" w:color="BFC7D1"/>
               <w:left w:val="single" w:sz="4" w:space="0" w:color="BFC7D1"/>
@@ -6056,7 +6056,7 @@
         </w:tc>
         <w:tc>
           <w:tcPr>
-            <w:tcW w:w="3009" w:type="dxa"/>
+            <w:tcW w:w="4349" w:type="dxa"/>
             <w:tcBorders>
               <w:top w:val="single" w:sz="4" w:space="0" w:color="BFC7D1"/>
               <w:left w:val="single" w:sz="4" w:space="0" w:color="BFC7D1"/>
@@ -6096,7 +6096,7 @@
         <w:trPr/>
         <w:tc>
           <w:tcPr>
-            <w:tcW w:w="3009" w:type="dxa"/>
+            <w:tcW w:w="906" w:type="dxa"/>
             <w:tcBorders>
               <w:top w:val="single" w:sz="4" w:space="0" w:color="BFC7D1"/>
               <w:left w:val="single" w:sz="4" w:space="0" w:color="BFC7D1"/>
@@ -6133,7 +6133,7 @@
         </w:tc>
         <w:tc>
           <w:tcPr>
-            <w:tcW w:w="3009" w:type="dxa"/>
+            <w:tcW w:w="3759" w:type="dxa"/>
             <w:tcBorders>
               <w:top w:val="single" w:sz="4" w:space="0" w:color="BFC7D1"/>
               <w:left w:val="single" w:sz="4" w:space="0" w:color="BFC7D1"/>
@@ -6170,7 +6170,7 @@
         </w:tc>
         <w:tc>
           <w:tcPr>
-            <w:tcW w:w="3009" w:type="dxa"/>
+            <w:tcW w:w="4349" w:type="dxa"/>
             <w:tcBorders>
               <w:top w:val="single" w:sz="4" w:space="0" w:color="BFC7D1"/>
               <w:left w:val="single" w:sz="4" w:space="0" w:color="BFC7D1"/>
@@ -6210,7 +6210,7 @@
         <w:trPr/>
         <w:tc>
           <w:tcPr>
-            <w:tcW w:w="3009" w:type="dxa"/>
+            <w:tcW w:w="906" w:type="dxa"/>
             <w:tcBorders>
               <w:top w:val="single" w:sz="4" w:space="0" w:color="BFC7D1"/>
               <w:left w:val="single" w:sz="4" w:space="0" w:color="BFC7D1"/>
@@ -6247,7 +6247,7 @@
         </w:tc>
         <w:tc>
           <w:tcPr>
-            <w:tcW w:w="3009" w:type="dxa"/>
+            <w:tcW w:w="3759" w:type="dxa"/>
             <w:tcBorders>
               <w:top w:val="single" w:sz="4" w:space="0" w:color="BFC7D1"/>
               <w:left w:val="single" w:sz="4" w:space="0" w:color="BFC7D1"/>
@@ -6284,7 +6284,7 @@
         </w:tc>
         <w:tc>
           <w:tcPr>
-            <w:tcW w:w="3009" w:type="dxa"/>
+            <w:tcW w:w="4349" w:type="dxa"/>
             <w:tcBorders>
               <w:top w:val="single" w:sz="4" w:space="0" w:color="BFC7D1"/>
               <w:left w:val="single" w:sz="4" w:space="0" w:color="BFC7D1"/>
@@ -6324,7 +6324,7 @@
         <w:trPr/>
         <w:tc>
           <w:tcPr>
-            <w:tcW w:w="3009" w:type="dxa"/>
+            <w:tcW w:w="906" w:type="dxa"/>
             <w:tcBorders>
               <w:top w:val="single" w:sz="4" w:space="0" w:color="BFC7D1"/>
               <w:left w:val="single" w:sz="4" w:space="0" w:color="BFC7D1"/>
@@ -6361,7 +6361,7 @@
         </w:tc>
         <w:tc>
           <w:tcPr>
-            <w:tcW w:w="3009" w:type="dxa"/>
+            <w:tcW w:w="3759" w:type="dxa"/>
             <w:tcBorders>
               <w:top w:val="single" w:sz="4" w:space="0" w:color="BFC7D1"/>
               <w:left w:val="single" w:sz="4" w:space="0" w:color="BFC7D1"/>
@@ -6398,7 +6398,7 @@
         </w:tc>
         <w:tc>
           <w:tcPr>
-            <w:tcW w:w="3009" w:type="dxa"/>
+            <w:tcW w:w="4349" w:type="dxa"/>
             <w:tcBorders>
               <w:top w:val="single" w:sz="4" w:space="0" w:color="BFC7D1"/>
               <w:left w:val="single" w:sz="4" w:space="0" w:color="BFC7D1"/>
@@ -6438,7 +6438,7 @@
         <w:trPr/>
         <w:tc>
           <w:tcPr>
-            <w:tcW w:w="3009" w:type="dxa"/>
+            <w:tcW w:w="906" w:type="dxa"/>
             <w:tcBorders>
               <w:top w:val="single" w:sz="4" w:space="0" w:color="BFC7D1"/>
               <w:left w:val="single" w:sz="4" w:space="0" w:color="BFC7D1"/>
@@ -6475,7 +6475,7 @@
         </w:tc>
         <w:tc>
           <w:tcPr>
-            <w:tcW w:w="3009" w:type="dxa"/>
+            <w:tcW w:w="3759" w:type="dxa"/>
             <w:tcBorders>
               <w:top w:val="single" w:sz="4" w:space="0" w:color="BFC7D1"/>
               <w:left w:val="single" w:sz="4" w:space="0" w:color="BFC7D1"/>
@@ -6512,7 +6512,7 @@
         </w:tc>
         <w:tc>
           <w:tcPr>
-            <w:tcW w:w="3009" w:type="dxa"/>
+            <w:tcW w:w="4349" w:type="dxa"/>
             <w:tcBorders>
               <w:top w:val="single" w:sz="4" w:space="0" w:color="BFC7D1"/>
               <w:left w:val="single" w:sz="4" w:space="0" w:color="BFC7D1"/>
@@ -6552,7 +6552,7 @@
         <w:trPr/>
         <w:tc>
           <w:tcPr>
-            <w:tcW w:w="3009" w:type="dxa"/>
+            <w:tcW w:w="906" w:type="dxa"/>
             <w:tcBorders>
               <w:top w:val="single" w:sz="4" w:space="0" w:color="BFC7D1"/>
               <w:left w:val="single" w:sz="4" w:space="0" w:color="BFC7D1"/>
@@ -6589,7 +6589,7 @@
         </w:tc>
         <w:tc>
           <w:tcPr>
-            <w:tcW w:w="3009" w:type="dxa"/>
+            <w:tcW w:w="3759" w:type="dxa"/>
             <w:tcBorders>
               <w:top w:val="single" w:sz="4" w:space="0" w:color="BFC7D1"/>
               <w:left w:val="single" w:sz="4" w:space="0" w:color="BFC7D1"/>
@@ -6626,7 +6626,7 @@
         </w:tc>
         <w:tc>
           <w:tcPr>
-            <w:tcW w:w="3009" w:type="dxa"/>
+            <w:tcW w:w="4349" w:type="dxa"/>
             <w:tcBorders>
               <w:top w:val="single" w:sz="4" w:space="0" w:color="BFC7D1"/>
               <w:left w:val="single" w:sz="4" w:space="0" w:color="BFC7D1"/>
@@ -6681,7 +6681,7 @@
         <w:pStyle w:val="Heading1"/>
         <w:rPr/>
       </w:pPr>
-      <w:bookmarkStart w:id="12" w:name="__RefHeading___Toc2501_2968490694"/>
+      <w:bookmarkStart w:id="12" w:name="__RefHeading___Toc81297_4195859891"/>
       <w:bookmarkEnd w:id="12"/>
       <w:r>
         <w:rPr>
@@ -6698,7 +6698,7 @@
         <w:pStyle w:val="Heading2"/>
         <w:rPr/>
       </w:pPr>
-      <w:bookmarkStart w:id="13" w:name="__RefHeading___Toc2503_2968490694"/>
+      <w:bookmarkStart w:id="13" w:name="__RefHeading___Toc81299_4195859891"/>
       <w:bookmarkEnd w:id="13"/>
       <w:r>
         <w:rPr>
@@ -6713,7 +6713,7 @@
     <w:tbl>
       <w:tblPr>
         <w:tblStyle w:val="TableGrid"/>
-        <w:tblW w:w="9026" w:type="dxa"/>
+        <w:tblW w:w="9015" w:type="dxa"/>
         <w:jc w:val="left"/>
         <w:tblInd w:w="0" w:type="dxa"/>
         <w:tblLayout w:type="fixed"/>
@@ -6726,8 +6726,8 @@
         <w:tblLook w:val="04a0" w:noHBand="0" w:noVBand="1" w:firstColumn="1" w:lastRow="0" w:lastColumn="0" w:firstRow="1"/>
       </w:tblPr>
       <w:tblGrid>
-        <w:gridCol w:w="4513"/>
-        <w:gridCol w:w="4512"/>
+        <w:gridCol w:w="1681"/>
+        <w:gridCol w:w="7333"/>
       </w:tblGrid>
       <w:tr>
         <w:trPr>
@@ -6735,7 +6735,7 @@
         </w:trPr>
         <w:tc>
           <w:tcPr>
-            <w:tcW w:w="4513" w:type="dxa"/>
+            <w:tcW w:w="1681" w:type="dxa"/>
             <w:tcBorders>
               <w:top w:val="single" w:sz="4" w:space="0" w:color="BFC7D1"/>
               <w:left w:val="single" w:sz="4" w:space="0" w:color="BFC7D1"/>
@@ -6774,7 +6774,7 @@
         </w:tc>
         <w:tc>
           <w:tcPr>
-            <w:tcW w:w="4512" w:type="dxa"/>
+            <w:tcW w:w="7333" w:type="dxa"/>
             <w:tcBorders>
               <w:top w:val="single" w:sz="4" w:space="0" w:color="BFC7D1"/>
               <w:left w:val="single" w:sz="4" w:space="0" w:color="BFC7D1"/>
@@ -6816,7 +6816,7 @@
         <w:trPr/>
         <w:tc>
           <w:tcPr>
-            <w:tcW w:w="4513" w:type="dxa"/>
+            <w:tcW w:w="1681" w:type="dxa"/>
             <w:tcBorders>
               <w:top w:val="single" w:sz="4" w:space="0" w:color="BFC7D1"/>
               <w:left w:val="single" w:sz="4" w:space="0" w:color="BFC7D1"/>
@@ -6853,7 +6853,7 @@
         </w:tc>
         <w:tc>
           <w:tcPr>
-            <w:tcW w:w="4512" w:type="dxa"/>
+            <w:tcW w:w="7333" w:type="dxa"/>
             <w:tcBorders>
               <w:top w:val="single" w:sz="4" w:space="0" w:color="BFC7D1"/>
               <w:left w:val="single" w:sz="4" w:space="0" w:color="BFC7D1"/>
@@ -6893,7 +6893,7 @@
         <w:trPr/>
         <w:tc>
           <w:tcPr>
-            <w:tcW w:w="4513" w:type="dxa"/>
+            <w:tcW w:w="1681" w:type="dxa"/>
             <w:tcBorders>
               <w:top w:val="single" w:sz="4" w:space="0" w:color="BFC7D1"/>
               <w:left w:val="single" w:sz="4" w:space="0" w:color="BFC7D1"/>
@@ -6930,7 +6930,7 @@
         </w:tc>
         <w:tc>
           <w:tcPr>
-            <w:tcW w:w="4512" w:type="dxa"/>
+            <w:tcW w:w="7333" w:type="dxa"/>
             <w:tcBorders>
               <w:top w:val="single" w:sz="4" w:space="0" w:color="BFC7D1"/>
               <w:left w:val="single" w:sz="4" w:space="0" w:color="BFC7D1"/>
@@ -6970,7 +6970,7 @@
         <w:trPr/>
         <w:tc>
           <w:tcPr>
-            <w:tcW w:w="4513" w:type="dxa"/>
+            <w:tcW w:w="1681" w:type="dxa"/>
             <w:tcBorders>
               <w:top w:val="single" w:sz="4" w:space="0" w:color="BFC7D1"/>
               <w:left w:val="single" w:sz="4" w:space="0" w:color="BFC7D1"/>
@@ -7007,7 +7007,7 @@
         </w:tc>
         <w:tc>
           <w:tcPr>
-            <w:tcW w:w="4512" w:type="dxa"/>
+            <w:tcW w:w="7333" w:type="dxa"/>
             <w:tcBorders>
               <w:top w:val="single" w:sz="4" w:space="0" w:color="BFC7D1"/>
               <w:left w:val="single" w:sz="4" w:space="0" w:color="BFC7D1"/>
@@ -7047,7 +7047,7 @@
         <w:trPr/>
         <w:tc>
           <w:tcPr>
-            <w:tcW w:w="4513" w:type="dxa"/>
+            <w:tcW w:w="1681" w:type="dxa"/>
             <w:tcBorders>
               <w:top w:val="single" w:sz="4" w:space="0" w:color="BFC7D1"/>
               <w:left w:val="single" w:sz="4" w:space="0" w:color="BFC7D1"/>
@@ -7084,7 +7084,7 @@
         </w:tc>
         <w:tc>
           <w:tcPr>
-            <w:tcW w:w="4512" w:type="dxa"/>
+            <w:tcW w:w="7333" w:type="dxa"/>
             <w:tcBorders>
               <w:top w:val="single" w:sz="4" w:space="0" w:color="BFC7D1"/>
               <w:left w:val="single" w:sz="4" w:space="0" w:color="BFC7D1"/>
@@ -7361,7 +7361,7 @@
         <w:pStyle w:val="Heading2"/>
         <w:rPr/>
       </w:pPr>
-      <w:bookmarkStart w:id="14" w:name="__RefHeading___Toc2505_2968490694"/>
+      <w:bookmarkStart w:id="14" w:name="__RefHeading___Toc81301_4195859891"/>
       <w:bookmarkEnd w:id="14"/>
       <w:r>
         <w:rPr>
@@ -7376,7 +7376,7 @@
     <w:tbl>
       <w:tblPr>
         <w:tblStyle w:val="TableGrid"/>
-        <w:tblW w:w="9026" w:type="dxa"/>
+        <w:tblW w:w="9015" w:type="dxa"/>
         <w:jc w:val="left"/>
         <w:tblInd w:w="0" w:type="dxa"/>
         <w:tblLayout w:type="fixed"/>
@@ -7389,8 +7389,8 @@
         <w:tblLook w:val="04a0" w:noHBand="0" w:noVBand="1" w:firstColumn="1" w:lastRow="0" w:lastColumn="0" w:firstRow="1"/>
       </w:tblPr>
       <w:tblGrid>
-        <w:gridCol w:w="4513"/>
-        <w:gridCol w:w="4512"/>
+        <w:gridCol w:w="1681"/>
+        <w:gridCol w:w="7333"/>
       </w:tblGrid>
       <w:tr>
         <w:trPr>
@@ -7398,7 +7398,7 @@
         </w:trPr>
         <w:tc>
           <w:tcPr>
-            <w:tcW w:w="4513" w:type="dxa"/>
+            <w:tcW w:w="1681" w:type="dxa"/>
             <w:tcBorders>
               <w:top w:val="single" w:sz="4" w:space="0" w:color="BFC7D1"/>
               <w:left w:val="single" w:sz="4" w:space="0" w:color="BFC7D1"/>
@@ -7437,7 +7437,7 @@
         </w:tc>
         <w:tc>
           <w:tcPr>
-            <w:tcW w:w="4512" w:type="dxa"/>
+            <w:tcW w:w="7333" w:type="dxa"/>
             <w:tcBorders>
               <w:top w:val="single" w:sz="4" w:space="0" w:color="BFC7D1"/>
               <w:left w:val="single" w:sz="4" w:space="0" w:color="BFC7D1"/>
@@ -7479,7 +7479,7 @@
         <w:trPr/>
         <w:tc>
           <w:tcPr>
-            <w:tcW w:w="4513" w:type="dxa"/>
+            <w:tcW w:w="1681" w:type="dxa"/>
             <w:tcBorders>
               <w:top w:val="single" w:sz="4" w:space="0" w:color="BFC7D1"/>
               <w:left w:val="single" w:sz="4" w:space="0" w:color="BFC7D1"/>
@@ -7516,7 +7516,7 @@
         </w:tc>
         <w:tc>
           <w:tcPr>
-            <w:tcW w:w="4512" w:type="dxa"/>
+            <w:tcW w:w="7333" w:type="dxa"/>
             <w:tcBorders>
               <w:top w:val="single" w:sz="4" w:space="0" w:color="BFC7D1"/>
               <w:left w:val="single" w:sz="4" w:space="0" w:color="BFC7D1"/>
@@ -7556,7 +7556,7 @@
         <w:trPr/>
         <w:tc>
           <w:tcPr>
-            <w:tcW w:w="4513" w:type="dxa"/>
+            <w:tcW w:w="1681" w:type="dxa"/>
             <w:tcBorders>
               <w:top w:val="single" w:sz="4" w:space="0" w:color="BFC7D1"/>
               <w:left w:val="single" w:sz="4" w:space="0" w:color="BFC7D1"/>
@@ -7593,7 +7593,7 @@
         </w:tc>
         <w:tc>
           <w:tcPr>
-            <w:tcW w:w="4512" w:type="dxa"/>
+            <w:tcW w:w="7333" w:type="dxa"/>
             <w:tcBorders>
               <w:top w:val="single" w:sz="4" w:space="0" w:color="BFC7D1"/>
               <w:left w:val="single" w:sz="4" w:space="0" w:color="BFC7D1"/>
@@ -7633,7 +7633,7 @@
         <w:trPr/>
         <w:tc>
           <w:tcPr>
-            <w:tcW w:w="4513" w:type="dxa"/>
+            <w:tcW w:w="1681" w:type="dxa"/>
             <w:tcBorders>
               <w:top w:val="single" w:sz="4" w:space="0" w:color="BFC7D1"/>
               <w:left w:val="single" w:sz="4" w:space="0" w:color="BFC7D1"/>
@@ -7670,7 +7670,7 @@
         </w:tc>
         <w:tc>
           <w:tcPr>
-            <w:tcW w:w="4512" w:type="dxa"/>
+            <w:tcW w:w="7333" w:type="dxa"/>
             <w:tcBorders>
               <w:top w:val="single" w:sz="4" w:space="0" w:color="BFC7D1"/>
               <w:left w:val="single" w:sz="4" w:space="0" w:color="BFC7D1"/>
@@ -7710,7 +7710,7 @@
         <w:trPr/>
         <w:tc>
           <w:tcPr>
-            <w:tcW w:w="4513" w:type="dxa"/>
+            <w:tcW w:w="1681" w:type="dxa"/>
             <w:tcBorders>
               <w:top w:val="single" w:sz="4" w:space="0" w:color="BFC7D1"/>
               <w:left w:val="single" w:sz="4" w:space="0" w:color="BFC7D1"/>
@@ -7747,7 +7747,7 @@
         </w:tc>
         <w:tc>
           <w:tcPr>
-            <w:tcW w:w="4512" w:type="dxa"/>
+            <w:tcW w:w="7333" w:type="dxa"/>
             <w:tcBorders>
               <w:top w:val="single" w:sz="4" w:space="0" w:color="BFC7D1"/>
               <w:left w:val="single" w:sz="4" w:space="0" w:color="BFC7D1"/>
@@ -8024,7 +8024,7 @@
         <w:pStyle w:val="Heading2"/>
         <w:rPr/>
       </w:pPr>
-      <w:bookmarkStart w:id="15" w:name="__RefHeading___Toc2507_2968490694"/>
+      <w:bookmarkStart w:id="15" w:name="__RefHeading___Toc81303_4195859891"/>
       <w:bookmarkEnd w:id="15"/>
       <w:r>
         <w:rPr>
@@ -8039,7 +8039,7 @@
     <w:tbl>
       <w:tblPr>
         <w:tblStyle w:val="TableGrid"/>
-        <w:tblW w:w="9026" w:type="dxa"/>
+        <w:tblW w:w="9015" w:type="dxa"/>
         <w:jc w:val="left"/>
         <w:tblInd w:w="0" w:type="dxa"/>
         <w:tblLayout w:type="fixed"/>
@@ -8052,8 +8052,8 @@
         <w:tblLook w:val="04a0" w:noHBand="0" w:noVBand="1" w:firstColumn="1" w:lastRow="0" w:lastColumn="0" w:firstRow="1"/>
       </w:tblPr>
       <w:tblGrid>
-        <w:gridCol w:w="4513"/>
-        <w:gridCol w:w="4512"/>
+        <w:gridCol w:w="1681"/>
+        <w:gridCol w:w="7333"/>
       </w:tblGrid>
       <w:tr>
         <w:trPr>
@@ -8061,7 +8061,7 @@
         </w:trPr>
         <w:tc>
           <w:tcPr>
-            <w:tcW w:w="4513" w:type="dxa"/>
+            <w:tcW w:w="1681" w:type="dxa"/>
             <w:tcBorders>
               <w:top w:val="single" w:sz="4" w:space="0" w:color="BFC7D1"/>
               <w:left w:val="single" w:sz="4" w:space="0" w:color="BFC7D1"/>
@@ -8100,7 +8100,7 @@
         </w:tc>
         <w:tc>
           <w:tcPr>
-            <w:tcW w:w="4512" w:type="dxa"/>
+            <w:tcW w:w="7333" w:type="dxa"/>
             <w:tcBorders>
               <w:top w:val="single" w:sz="4" w:space="0" w:color="BFC7D1"/>
               <w:left w:val="single" w:sz="4" w:space="0" w:color="BFC7D1"/>
@@ -8142,7 +8142,7 @@
         <w:trPr/>
         <w:tc>
           <w:tcPr>
-            <w:tcW w:w="4513" w:type="dxa"/>
+            <w:tcW w:w="1681" w:type="dxa"/>
             <w:tcBorders>
               <w:top w:val="single" w:sz="4" w:space="0" w:color="BFC7D1"/>
               <w:left w:val="single" w:sz="4" w:space="0" w:color="BFC7D1"/>
@@ -8179,7 +8179,7 @@
         </w:tc>
         <w:tc>
           <w:tcPr>
-            <w:tcW w:w="4512" w:type="dxa"/>
+            <w:tcW w:w="7333" w:type="dxa"/>
             <w:tcBorders>
               <w:top w:val="single" w:sz="4" w:space="0" w:color="BFC7D1"/>
               <w:left w:val="single" w:sz="4" w:space="0" w:color="BFC7D1"/>
@@ -8219,7 +8219,7 @@
         <w:trPr/>
         <w:tc>
           <w:tcPr>
-            <w:tcW w:w="4513" w:type="dxa"/>
+            <w:tcW w:w="1681" w:type="dxa"/>
             <w:tcBorders>
               <w:top w:val="single" w:sz="4" w:space="0" w:color="BFC7D1"/>
               <w:left w:val="single" w:sz="4" w:space="0" w:color="BFC7D1"/>
@@ -8256,7 +8256,7 @@
         </w:tc>
         <w:tc>
           <w:tcPr>
-            <w:tcW w:w="4512" w:type="dxa"/>
+            <w:tcW w:w="7333" w:type="dxa"/>
             <w:tcBorders>
               <w:top w:val="single" w:sz="4" w:space="0" w:color="BFC7D1"/>
               <w:left w:val="single" w:sz="4" w:space="0" w:color="BFC7D1"/>
@@ -8296,7 +8296,7 @@
         <w:trPr/>
         <w:tc>
           <w:tcPr>
-            <w:tcW w:w="4513" w:type="dxa"/>
+            <w:tcW w:w="1681" w:type="dxa"/>
             <w:tcBorders>
               <w:top w:val="single" w:sz="4" w:space="0" w:color="BFC7D1"/>
               <w:left w:val="single" w:sz="4" w:space="0" w:color="BFC7D1"/>
@@ -8333,7 +8333,7 @@
         </w:tc>
         <w:tc>
           <w:tcPr>
-            <w:tcW w:w="4512" w:type="dxa"/>
+            <w:tcW w:w="7333" w:type="dxa"/>
             <w:tcBorders>
               <w:top w:val="single" w:sz="4" w:space="0" w:color="BFC7D1"/>
               <w:left w:val="single" w:sz="4" w:space="0" w:color="BFC7D1"/>
@@ -8557,7 +8557,7 @@
         <w:pStyle w:val="Heading2"/>
         <w:rPr/>
       </w:pPr>
-      <w:bookmarkStart w:id="16" w:name="__RefHeading___Toc2509_2968490694"/>
+      <w:bookmarkStart w:id="16" w:name="__RefHeading___Toc81305_4195859891"/>
       <w:bookmarkEnd w:id="16"/>
       <w:r>
         <w:rPr>
@@ -8572,7 +8572,7 @@
     <w:tbl>
       <w:tblPr>
         <w:tblStyle w:val="TableGrid"/>
-        <w:tblW w:w="9026" w:type="dxa"/>
+        <w:tblW w:w="9015" w:type="dxa"/>
         <w:jc w:val="left"/>
         <w:tblInd w:w="0" w:type="dxa"/>
         <w:tblLayout w:type="fixed"/>
@@ -8585,8 +8585,8 @@
         <w:tblLook w:val="04a0" w:noHBand="0" w:noVBand="1" w:firstColumn="1" w:lastRow="0" w:lastColumn="0" w:firstRow="1"/>
       </w:tblPr>
       <w:tblGrid>
-        <w:gridCol w:w="4513"/>
-        <w:gridCol w:w="4512"/>
+        <w:gridCol w:w="1681"/>
+        <w:gridCol w:w="7333"/>
       </w:tblGrid>
       <w:tr>
         <w:trPr>
@@ -8594,7 +8594,7 @@
         </w:trPr>
         <w:tc>
           <w:tcPr>
-            <w:tcW w:w="4513" w:type="dxa"/>
+            <w:tcW w:w="1681" w:type="dxa"/>
             <w:tcBorders>
               <w:top w:val="single" w:sz="4" w:space="0" w:color="BFC7D1"/>
               <w:left w:val="single" w:sz="4" w:space="0" w:color="BFC7D1"/>
@@ -8633,7 +8633,7 @@
         </w:tc>
         <w:tc>
           <w:tcPr>
-            <w:tcW w:w="4512" w:type="dxa"/>
+            <w:tcW w:w="7333" w:type="dxa"/>
             <w:tcBorders>
               <w:top w:val="single" w:sz="4" w:space="0" w:color="BFC7D1"/>
               <w:left w:val="single" w:sz="4" w:space="0" w:color="BFC7D1"/>
@@ -8675,7 +8675,7 @@
         <w:trPr/>
         <w:tc>
           <w:tcPr>
-            <w:tcW w:w="4513" w:type="dxa"/>
+            <w:tcW w:w="1681" w:type="dxa"/>
             <w:tcBorders>
               <w:top w:val="single" w:sz="4" w:space="0" w:color="BFC7D1"/>
               <w:left w:val="single" w:sz="4" w:space="0" w:color="BFC7D1"/>
@@ -8712,7 +8712,7 @@
         </w:tc>
         <w:tc>
           <w:tcPr>
-            <w:tcW w:w="4512" w:type="dxa"/>
+            <w:tcW w:w="7333" w:type="dxa"/>
             <w:tcBorders>
               <w:top w:val="single" w:sz="4" w:space="0" w:color="BFC7D1"/>
               <w:left w:val="single" w:sz="4" w:space="0" w:color="BFC7D1"/>
@@ -8752,7 +8752,7 @@
         <w:trPr/>
         <w:tc>
           <w:tcPr>
-            <w:tcW w:w="4513" w:type="dxa"/>
+            <w:tcW w:w="1681" w:type="dxa"/>
             <w:tcBorders>
               <w:top w:val="single" w:sz="4" w:space="0" w:color="BFC7D1"/>
               <w:left w:val="single" w:sz="4" w:space="0" w:color="BFC7D1"/>
@@ -8789,7 +8789,7 @@
         </w:tc>
         <w:tc>
           <w:tcPr>
-            <w:tcW w:w="4512" w:type="dxa"/>
+            <w:tcW w:w="7333" w:type="dxa"/>
             <w:tcBorders>
               <w:top w:val="single" w:sz="4" w:space="0" w:color="BFC7D1"/>
               <w:left w:val="single" w:sz="4" w:space="0" w:color="BFC7D1"/>
@@ -8829,7 +8829,7 @@
         <w:trPr/>
         <w:tc>
           <w:tcPr>
-            <w:tcW w:w="4513" w:type="dxa"/>
+            <w:tcW w:w="1681" w:type="dxa"/>
             <w:tcBorders>
               <w:top w:val="single" w:sz="4" w:space="0" w:color="BFC7D1"/>
               <w:left w:val="single" w:sz="4" w:space="0" w:color="BFC7D1"/>
@@ -8866,7 +8866,7 @@
         </w:tc>
         <w:tc>
           <w:tcPr>
-            <w:tcW w:w="4512" w:type="dxa"/>
+            <w:tcW w:w="7333" w:type="dxa"/>
             <w:tcBorders>
               <w:top w:val="single" w:sz="4" w:space="0" w:color="BFC7D1"/>
               <w:left w:val="single" w:sz="4" w:space="0" w:color="BFC7D1"/>
@@ -9090,7 +9090,7 @@
         <w:pStyle w:val="Heading2"/>
         <w:rPr/>
       </w:pPr>
-      <w:bookmarkStart w:id="17" w:name="__RefHeading___Toc2511_2968490694"/>
+      <w:bookmarkStart w:id="17" w:name="__RefHeading___Toc81307_4195859891"/>
       <w:bookmarkEnd w:id="17"/>
       <w:r>
         <w:rPr>
@@ -9105,7 +9105,7 @@
     <w:tbl>
       <w:tblPr>
         <w:tblStyle w:val="TableGrid"/>
-        <w:tblW w:w="9026" w:type="dxa"/>
+        <w:tblW w:w="9015" w:type="dxa"/>
         <w:jc w:val="left"/>
         <w:tblInd w:w="0" w:type="dxa"/>
         <w:tblLayout w:type="fixed"/>
@@ -9118,8 +9118,8 @@
         <w:tblLook w:val="04a0" w:noHBand="0" w:noVBand="1" w:firstColumn="1" w:lastRow="0" w:lastColumn="0" w:firstRow="1"/>
       </w:tblPr>
       <w:tblGrid>
-        <w:gridCol w:w="4513"/>
-        <w:gridCol w:w="4512"/>
+        <w:gridCol w:w="1681"/>
+        <w:gridCol w:w="7333"/>
       </w:tblGrid>
       <w:tr>
         <w:trPr>
@@ -9127,7 +9127,7 @@
         </w:trPr>
         <w:tc>
           <w:tcPr>
-            <w:tcW w:w="4513" w:type="dxa"/>
+            <w:tcW w:w="1681" w:type="dxa"/>
             <w:tcBorders>
               <w:top w:val="single" w:sz="4" w:space="0" w:color="BFC7D1"/>
               <w:left w:val="single" w:sz="4" w:space="0" w:color="BFC7D1"/>
@@ -9166,7 +9166,7 @@
         </w:tc>
         <w:tc>
           <w:tcPr>
-            <w:tcW w:w="4512" w:type="dxa"/>
+            <w:tcW w:w="7333" w:type="dxa"/>
             <w:tcBorders>
               <w:top w:val="single" w:sz="4" w:space="0" w:color="BFC7D1"/>
               <w:left w:val="single" w:sz="4" w:space="0" w:color="BFC7D1"/>
@@ -9208,7 +9208,7 @@
         <w:trPr/>
         <w:tc>
           <w:tcPr>
-            <w:tcW w:w="4513" w:type="dxa"/>
+            <w:tcW w:w="1681" w:type="dxa"/>
             <w:tcBorders>
               <w:top w:val="single" w:sz="4" w:space="0" w:color="BFC7D1"/>
               <w:left w:val="single" w:sz="4" w:space="0" w:color="BFC7D1"/>
@@ -9245,7 +9245,7 @@
         </w:tc>
         <w:tc>
           <w:tcPr>
-            <w:tcW w:w="4512" w:type="dxa"/>
+            <w:tcW w:w="7333" w:type="dxa"/>
             <w:tcBorders>
               <w:top w:val="single" w:sz="4" w:space="0" w:color="BFC7D1"/>
               <w:left w:val="single" w:sz="4" w:space="0" w:color="BFC7D1"/>
@@ -9285,7 +9285,7 @@
         <w:trPr/>
         <w:tc>
           <w:tcPr>
-            <w:tcW w:w="4513" w:type="dxa"/>
+            <w:tcW w:w="1681" w:type="dxa"/>
             <w:tcBorders>
               <w:top w:val="single" w:sz="4" w:space="0" w:color="BFC7D1"/>
               <w:left w:val="single" w:sz="4" w:space="0" w:color="BFC7D1"/>
@@ -9322,7 +9322,7 @@
         </w:tc>
         <w:tc>
           <w:tcPr>
-            <w:tcW w:w="4512" w:type="dxa"/>
+            <w:tcW w:w="7333" w:type="dxa"/>
             <w:tcBorders>
               <w:top w:val="single" w:sz="4" w:space="0" w:color="BFC7D1"/>
               <w:left w:val="single" w:sz="4" w:space="0" w:color="BFC7D1"/>
@@ -9362,7 +9362,7 @@
         <w:trPr/>
         <w:tc>
           <w:tcPr>
-            <w:tcW w:w="4513" w:type="dxa"/>
+            <w:tcW w:w="1681" w:type="dxa"/>
             <w:tcBorders>
               <w:top w:val="single" w:sz="4" w:space="0" w:color="BFC7D1"/>
               <w:left w:val="single" w:sz="4" w:space="0" w:color="BFC7D1"/>
@@ -9399,7 +9399,7 @@
         </w:tc>
         <w:tc>
           <w:tcPr>
-            <w:tcW w:w="4512" w:type="dxa"/>
+            <w:tcW w:w="7333" w:type="dxa"/>
             <w:tcBorders>
               <w:top w:val="single" w:sz="4" w:space="0" w:color="BFC7D1"/>
               <w:left w:val="single" w:sz="4" w:space="0" w:color="BFC7D1"/>
@@ -9660,7 +9660,7 @@
         <w:pStyle w:val="Heading1"/>
         <w:rPr/>
       </w:pPr>
-      <w:bookmarkStart w:id="18" w:name="__RefHeading___Toc2513_2968490694"/>
+      <w:bookmarkStart w:id="18" w:name="__RefHeading___Toc81309_4195859891"/>
       <w:bookmarkEnd w:id="18"/>
       <w:r>
         <w:rPr>
@@ -9677,7 +9677,7 @@
         <w:pStyle w:val="Heading2"/>
         <w:rPr/>
       </w:pPr>
-      <w:bookmarkStart w:id="19" w:name="__RefHeading___Toc2515_2968490694"/>
+      <w:bookmarkStart w:id="19" w:name="__RefHeading___Toc81311_4195859891"/>
       <w:bookmarkEnd w:id="19"/>
       <w:r>
         <w:rPr>
@@ -9692,7 +9692,7 @@
     <w:tbl>
       <w:tblPr>
         <w:tblStyle w:val="TableGrid"/>
-        <w:tblW w:w="9026" w:type="dxa"/>
+        <w:tblW w:w="9015" w:type="dxa"/>
         <w:jc w:val="left"/>
         <w:tblInd w:w="0" w:type="dxa"/>
         <w:tblLayout w:type="fixed"/>
@@ -9705,8 +9705,8 @@
         <w:tblLook w:val="04a0" w:noHBand="0" w:noVBand="1" w:firstColumn="1" w:lastRow="0" w:lastColumn="0" w:firstRow="1"/>
       </w:tblPr>
       <w:tblGrid>
-        <w:gridCol w:w="4513"/>
-        <w:gridCol w:w="4512"/>
+        <w:gridCol w:w="1681"/>
+        <w:gridCol w:w="7333"/>
       </w:tblGrid>
       <w:tr>
         <w:trPr>
@@ -9714,7 +9714,7 @@
         </w:trPr>
         <w:tc>
           <w:tcPr>
-            <w:tcW w:w="4513" w:type="dxa"/>
+            <w:tcW w:w="1681" w:type="dxa"/>
             <w:tcBorders>
               <w:top w:val="single" w:sz="4" w:space="0" w:color="BFC7D1"/>
               <w:left w:val="single" w:sz="4" w:space="0" w:color="BFC7D1"/>
@@ -9753,7 +9753,7 @@
         </w:tc>
         <w:tc>
           <w:tcPr>
-            <w:tcW w:w="4512" w:type="dxa"/>
+            <w:tcW w:w="7333" w:type="dxa"/>
             <w:tcBorders>
               <w:top w:val="single" w:sz="4" w:space="0" w:color="BFC7D1"/>
               <w:left w:val="single" w:sz="4" w:space="0" w:color="BFC7D1"/>
@@ -9795,7 +9795,7 @@
         <w:trPr/>
         <w:tc>
           <w:tcPr>
-            <w:tcW w:w="4513" w:type="dxa"/>
+            <w:tcW w:w="1681" w:type="dxa"/>
             <w:tcBorders>
               <w:top w:val="single" w:sz="4" w:space="0" w:color="BFC7D1"/>
               <w:left w:val="single" w:sz="4" w:space="0" w:color="BFC7D1"/>
@@ -9832,7 +9832,7 @@
         </w:tc>
         <w:tc>
           <w:tcPr>
-            <w:tcW w:w="4512" w:type="dxa"/>
+            <w:tcW w:w="7333" w:type="dxa"/>
             <w:tcBorders>
               <w:top w:val="single" w:sz="4" w:space="0" w:color="BFC7D1"/>
               <w:left w:val="single" w:sz="4" w:space="0" w:color="BFC7D1"/>
@@ -9872,7 +9872,7 @@
         <w:trPr/>
         <w:tc>
           <w:tcPr>
-            <w:tcW w:w="4513" w:type="dxa"/>
+            <w:tcW w:w="1681" w:type="dxa"/>
             <w:tcBorders>
               <w:top w:val="single" w:sz="4" w:space="0" w:color="BFC7D1"/>
               <w:left w:val="single" w:sz="4" w:space="0" w:color="BFC7D1"/>
@@ -9909,7 +9909,7 @@
         </w:tc>
         <w:tc>
           <w:tcPr>
-            <w:tcW w:w="4512" w:type="dxa"/>
+            <w:tcW w:w="7333" w:type="dxa"/>
             <w:tcBorders>
               <w:top w:val="single" w:sz="4" w:space="0" w:color="BFC7D1"/>
               <w:left w:val="single" w:sz="4" w:space="0" w:color="BFC7D1"/>
@@ -9949,7 +9949,7 @@
         <w:trPr/>
         <w:tc>
           <w:tcPr>
-            <w:tcW w:w="4513" w:type="dxa"/>
+            <w:tcW w:w="1681" w:type="dxa"/>
             <w:tcBorders>
               <w:top w:val="single" w:sz="4" w:space="0" w:color="BFC7D1"/>
               <w:left w:val="single" w:sz="4" w:space="0" w:color="BFC7D1"/>
@@ -9986,7 +9986,7 @@
         </w:tc>
         <w:tc>
           <w:tcPr>
-            <w:tcW w:w="4512" w:type="dxa"/>
+            <w:tcW w:w="7333" w:type="dxa"/>
             <w:tcBorders>
               <w:top w:val="single" w:sz="4" w:space="0" w:color="BFC7D1"/>
               <w:left w:val="single" w:sz="4" w:space="0" w:color="BFC7D1"/>
@@ -10278,7 +10278,7 @@
         <w:pStyle w:val="Heading2"/>
         <w:rPr/>
       </w:pPr>
-      <w:bookmarkStart w:id="20" w:name="__RefHeading___Toc2517_2968490694"/>
+      <w:bookmarkStart w:id="20" w:name="__RefHeading___Toc81313_4195859891"/>
       <w:bookmarkEnd w:id="20"/>
       <w:r>
         <w:rPr>
@@ -10293,7 +10293,7 @@
     <w:tbl>
       <w:tblPr>
         <w:tblStyle w:val="TableGrid"/>
-        <w:tblW w:w="9026" w:type="dxa"/>
+        <w:tblW w:w="9015" w:type="dxa"/>
         <w:jc w:val="left"/>
         <w:tblInd w:w="0" w:type="dxa"/>
         <w:tblLayout w:type="fixed"/>
@@ -10306,8 +10306,8 @@
         <w:tblLook w:val="04a0" w:noHBand="0" w:noVBand="1" w:firstColumn="1" w:lastRow="0" w:lastColumn="0" w:firstRow="1"/>
       </w:tblPr>
       <w:tblGrid>
-        <w:gridCol w:w="4513"/>
-        <w:gridCol w:w="4512"/>
+        <w:gridCol w:w="1681"/>
+        <w:gridCol w:w="7333"/>
       </w:tblGrid>
       <w:tr>
         <w:trPr>
@@ -10315,7 +10315,7 @@
         </w:trPr>
         <w:tc>
           <w:tcPr>
-            <w:tcW w:w="4513" w:type="dxa"/>
+            <w:tcW w:w="1681" w:type="dxa"/>
             <w:tcBorders>
               <w:top w:val="single" w:sz="4" w:space="0" w:color="BFC7D1"/>
               <w:left w:val="single" w:sz="4" w:space="0" w:color="BFC7D1"/>
@@ -10354,7 +10354,7 @@
         </w:tc>
         <w:tc>
           <w:tcPr>
-            <w:tcW w:w="4512" w:type="dxa"/>
+            <w:tcW w:w="7333" w:type="dxa"/>
             <w:tcBorders>
               <w:top w:val="single" w:sz="4" w:space="0" w:color="BFC7D1"/>
               <w:left w:val="single" w:sz="4" w:space="0" w:color="BFC7D1"/>
@@ -10396,7 +10396,7 @@
         <w:trPr/>
         <w:tc>
           <w:tcPr>
-            <w:tcW w:w="4513" w:type="dxa"/>
+            <w:tcW w:w="1681" w:type="dxa"/>
             <w:tcBorders>
               <w:top w:val="single" w:sz="4" w:space="0" w:color="BFC7D1"/>
               <w:left w:val="single" w:sz="4" w:space="0" w:color="BFC7D1"/>
@@ -10433,7 +10433,7 @@
         </w:tc>
         <w:tc>
           <w:tcPr>
-            <w:tcW w:w="4512" w:type="dxa"/>
+            <w:tcW w:w="7333" w:type="dxa"/>
             <w:tcBorders>
               <w:top w:val="single" w:sz="4" w:space="0" w:color="BFC7D1"/>
               <w:left w:val="single" w:sz="4" w:space="0" w:color="BFC7D1"/>
@@ -10473,7 +10473,7 @@
         <w:trPr/>
         <w:tc>
           <w:tcPr>
-            <w:tcW w:w="4513" w:type="dxa"/>
+            <w:tcW w:w="1681" w:type="dxa"/>
             <w:tcBorders>
               <w:top w:val="single" w:sz="4" w:space="0" w:color="BFC7D1"/>
               <w:left w:val="single" w:sz="4" w:space="0" w:color="BFC7D1"/>
@@ -10510,7 +10510,7 @@
         </w:tc>
         <w:tc>
           <w:tcPr>
-            <w:tcW w:w="4512" w:type="dxa"/>
+            <w:tcW w:w="7333" w:type="dxa"/>
             <w:tcBorders>
               <w:top w:val="single" w:sz="4" w:space="0" w:color="BFC7D1"/>
               <w:left w:val="single" w:sz="4" w:space="0" w:color="BFC7D1"/>
@@ -10550,7 +10550,7 @@
         <w:trPr/>
         <w:tc>
           <w:tcPr>
-            <w:tcW w:w="4513" w:type="dxa"/>
+            <w:tcW w:w="1681" w:type="dxa"/>
             <w:tcBorders>
               <w:top w:val="single" w:sz="4" w:space="0" w:color="BFC7D1"/>
               <w:left w:val="single" w:sz="4" w:space="0" w:color="BFC7D1"/>
@@ -10587,7 +10587,7 @@
         </w:tc>
         <w:tc>
           <w:tcPr>
-            <w:tcW w:w="4512" w:type="dxa"/>
+            <w:tcW w:w="7333" w:type="dxa"/>
             <w:tcBorders>
               <w:top w:val="single" w:sz="4" w:space="0" w:color="BFC7D1"/>
               <w:left w:val="single" w:sz="4" w:space="0" w:color="BFC7D1"/>
@@ -10896,7 +10896,7 @@
         <w:pStyle w:val="Heading2"/>
         <w:rPr/>
       </w:pPr>
-      <w:bookmarkStart w:id="21" w:name="__RefHeading___Toc2519_2968490694"/>
+      <w:bookmarkStart w:id="21" w:name="__RefHeading___Toc81315_4195859891"/>
       <w:bookmarkEnd w:id="21"/>
       <w:r>
         <w:rPr>
@@ -10911,7 +10911,7 @@
     <w:tbl>
       <w:tblPr>
         <w:tblStyle w:val="TableGrid"/>
-        <w:tblW w:w="9026" w:type="dxa"/>
+        <w:tblW w:w="9015" w:type="dxa"/>
         <w:jc w:val="left"/>
         <w:tblInd w:w="0" w:type="dxa"/>
         <w:tblLayout w:type="fixed"/>
@@ -10924,8 +10924,8 @@
         <w:tblLook w:val="04a0" w:noHBand="0" w:noVBand="1" w:firstColumn="1" w:lastRow="0" w:lastColumn="0" w:firstRow="1"/>
       </w:tblPr>
       <w:tblGrid>
-        <w:gridCol w:w="4513"/>
-        <w:gridCol w:w="4512"/>
+        <w:gridCol w:w="1681"/>
+        <w:gridCol w:w="7333"/>
       </w:tblGrid>
       <w:tr>
         <w:trPr>
@@ -10933,7 +10933,7 @@
         </w:trPr>
         <w:tc>
           <w:tcPr>
-            <w:tcW w:w="4513" w:type="dxa"/>
+            <w:tcW w:w="1681" w:type="dxa"/>
             <w:tcBorders>
               <w:top w:val="single" w:sz="4" w:space="0" w:color="BFC7D1"/>
               <w:left w:val="single" w:sz="4" w:space="0" w:color="BFC7D1"/>
@@ -10972,7 +10972,7 @@
         </w:tc>
         <w:tc>
           <w:tcPr>
-            <w:tcW w:w="4512" w:type="dxa"/>
+            <w:tcW w:w="7333" w:type="dxa"/>
             <w:tcBorders>
               <w:top w:val="single" w:sz="4" w:space="0" w:color="BFC7D1"/>
               <w:left w:val="single" w:sz="4" w:space="0" w:color="BFC7D1"/>
@@ -11014,7 +11014,7 @@
         <w:trPr/>
         <w:tc>
           <w:tcPr>
-            <w:tcW w:w="4513" w:type="dxa"/>
+            <w:tcW w:w="1681" w:type="dxa"/>
             <w:tcBorders>
               <w:top w:val="single" w:sz="4" w:space="0" w:color="BFC7D1"/>
               <w:left w:val="single" w:sz="4" w:space="0" w:color="BFC7D1"/>
@@ -11051,7 +11051,7 @@
         </w:tc>
         <w:tc>
           <w:tcPr>
-            <w:tcW w:w="4512" w:type="dxa"/>
+            <w:tcW w:w="7333" w:type="dxa"/>
             <w:tcBorders>
               <w:top w:val="single" w:sz="4" w:space="0" w:color="BFC7D1"/>
               <w:left w:val="single" w:sz="4" w:space="0" w:color="BFC7D1"/>
@@ -11091,7 +11091,7 @@
         <w:trPr/>
         <w:tc>
           <w:tcPr>
-            <w:tcW w:w="4513" w:type="dxa"/>
+            <w:tcW w:w="1681" w:type="dxa"/>
             <w:tcBorders>
               <w:top w:val="single" w:sz="4" w:space="0" w:color="BFC7D1"/>
               <w:left w:val="single" w:sz="4" w:space="0" w:color="BFC7D1"/>
@@ -11128,7 +11128,7 @@
         </w:tc>
         <w:tc>
           <w:tcPr>
-            <w:tcW w:w="4512" w:type="dxa"/>
+            <w:tcW w:w="7333" w:type="dxa"/>
             <w:tcBorders>
               <w:top w:val="single" w:sz="4" w:space="0" w:color="BFC7D1"/>
               <w:left w:val="single" w:sz="4" w:space="0" w:color="BFC7D1"/>
@@ -11168,7 +11168,7 @@
         <w:trPr/>
         <w:tc>
           <w:tcPr>
-            <w:tcW w:w="4513" w:type="dxa"/>
+            <w:tcW w:w="1681" w:type="dxa"/>
             <w:tcBorders>
               <w:top w:val="single" w:sz="4" w:space="0" w:color="BFC7D1"/>
               <w:left w:val="single" w:sz="4" w:space="0" w:color="BFC7D1"/>
@@ -11205,7 +11205,7 @@
         </w:tc>
         <w:tc>
           <w:tcPr>
-            <w:tcW w:w="4512" w:type="dxa"/>
+            <w:tcW w:w="7333" w:type="dxa"/>
             <w:tcBorders>
               <w:top w:val="single" w:sz="4" w:space="0" w:color="BFC7D1"/>
               <w:left w:val="single" w:sz="4" w:space="0" w:color="BFC7D1"/>
@@ -11463,7 +11463,7 @@
         <w:pStyle w:val="Heading2"/>
         <w:rPr/>
       </w:pPr>
-      <w:bookmarkStart w:id="22" w:name="__RefHeading___Toc2521_2968490694"/>
+      <w:bookmarkStart w:id="22" w:name="__RefHeading___Toc81317_4195859891"/>
       <w:bookmarkEnd w:id="22"/>
       <w:r>
         <w:rPr>
@@ -11478,7 +11478,7 @@
     <w:tbl>
       <w:tblPr>
         <w:tblStyle w:val="TableGrid"/>
-        <w:tblW w:w="9026" w:type="dxa"/>
+        <w:tblW w:w="9015" w:type="dxa"/>
         <w:jc w:val="left"/>
         <w:tblInd w:w="0" w:type="dxa"/>
         <w:tblLayout w:type="fixed"/>
@@ -11491,8 +11491,8 @@
         <w:tblLook w:val="04a0" w:noHBand="0" w:noVBand="1" w:firstColumn="1" w:lastRow="0" w:lastColumn="0" w:firstRow="1"/>
       </w:tblPr>
       <w:tblGrid>
-        <w:gridCol w:w="4513"/>
-        <w:gridCol w:w="4512"/>
+        <w:gridCol w:w="1681"/>
+        <w:gridCol w:w="7333"/>
       </w:tblGrid>
       <w:tr>
         <w:trPr>
@@ -11500,7 +11500,7 @@
         </w:trPr>
         <w:tc>
           <w:tcPr>
-            <w:tcW w:w="4513" w:type="dxa"/>
+            <w:tcW w:w="1681" w:type="dxa"/>
             <w:tcBorders>
               <w:top w:val="single" w:sz="4" w:space="0" w:color="BFC7D1"/>
               <w:left w:val="single" w:sz="4" w:space="0" w:color="BFC7D1"/>
@@ -11539,7 +11539,7 @@
         </w:tc>
         <w:tc>
           <w:tcPr>
-            <w:tcW w:w="4512" w:type="dxa"/>
+            <w:tcW w:w="7333" w:type="dxa"/>
             <w:tcBorders>
               <w:top w:val="single" w:sz="4" w:space="0" w:color="BFC7D1"/>
               <w:left w:val="single" w:sz="4" w:space="0" w:color="BFC7D1"/>
@@ -11581,7 +11581,7 @@
         <w:trPr/>
         <w:tc>
           <w:tcPr>
-            <w:tcW w:w="4513" w:type="dxa"/>
+            <w:tcW w:w="1681" w:type="dxa"/>
             <w:tcBorders>
               <w:top w:val="single" w:sz="4" w:space="0" w:color="BFC7D1"/>
               <w:left w:val="single" w:sz="4" w:space="0" w:color="BFC7D1"/>
@@ -11618,7 +11618,7 @@
         </w:tc>
         <w:tc>
           <w:tcPr>
-            <w:tcW w:w="4512" w:type="dxa"/>
+            <w:tcW w:w="7333" w:type="dxa"/>
             <w:tcBorders>
               <w:top w:val="single" w:sz="4" w:space="0" w:color="BFC7D1"/>
               <w:left w:val="single" w:sz="4" w:space="0" w:color="BFC7D1"/>
@@ -11658,7 +11658,7 @@
         <w:trPr/>
         <w:tc>
           <w:tcPr>
-            <w:tcW w:w="4513" w:type="dxa"/>
+            <w:tcW w:w="1681" w:type="dxa"/>
             <w:tcBorders>
               <w:top w:val="single" w:sz="4" w:space="0" w:color="BFC7D1"/>
               <w:left w:val="single" w:sz="4" w:space="0" w:color="BFC7D1"/>
@@ -11695,7 +11695,7 @@
         </w:tc>
         <w:tc>
           <w:tcPr>
-            <w:tcW w:w="4512" w:type="dxa"/>
+            <w:tcW w:w="7333" w:type="dxa"/>
             <w:tcBorders>
               <w:top w:val="single" w:sz="4" w:space="0" w:color="BFC7D1"/>
               <w:left w:val="single" w:sz="4" w:space="0" w:color="BFC7D1"/>
@@ -11735,7 +11735,7 @@
         <w:trPr/>
         <w:tc>
           <w:tcPr>
-            <w:tcW w:w="4513" w:type="dxa"/>
+            <w:tcW w:w="1681" w:type="dxa"/>
             <w:tcBorders>
               <w:top w:val="single" w:sz="4" w:space="0" w:color="BFC7D1"/>
               <w:left w:val="single" w:sz="4" w:space="0" w:color="BFC7D1"/>
@@ -11772,7 +11772,7 @@
         </w:tc>
         <w:tc>
           <w:tcPr>
-            <w:tcW w:w="4512" w:type="dxa"/>
+            <w:tcW w:w="7333" w:type="dxa"/>
             <w:tcBorders>
               <w:top w:val="single" w:sz="4" w:space="0" w:color="BFC7D1"/>
               <w:left w:val="single" w:sz="4" w:space="0" w:color="BFC7D1"/>
@@ -12067,7 +12067,7 @@
         <w:pStyle w:val="Heading1"/>
         <w:rPr/>
       </w:pPr>
-      <w:bookmarkStart w:id="23" w:name="__RefHeading___Toc2523_2968490694"/>
+      <w:bookmarkStart w:id="23" w:name="__RefHeading___Toc81319_4195859891"/>
       <w:bookmarkEnd w:id="23"/>
       <w:r>
         <w:rPr>
@@ -12084,7 +12084,7 @@
         <w:pStyle w:val="Heading2"/>
         <w:rPr/>
       </w:pPr>
-      <w:bookmarkStart w:id="24" w:name="__RefHeading___Toc2525_2968490694"/>
+      <w:bookmarkStart w:id="24" w:name="__RefHeading___Toc81321_4195859891"/>
       <w:bookmarkEnd w:id="24"/>
       <w:r>
         <w:rPr>
@@ -12099,7 +12099,7 @@
     <w:tbl>
       <w:tblPr>
         <w:tblStyle w:val="TableGrid"/>
-        <w:tblW w:w="9026" w:type="dxa"/>
+        <w:tblW w:w="9015" w:type="dxa"/>
         <w:jc w:val="left"/>
         <w:tblInd w:w="0" w:type="dxa"/>
         <w:tblLayout w:type="fixed"/>
@@ -12112,8 +12112,8 @@
         <w:tblLook w:val="04a0" w:noHBand="0" w:noVBand="1" w:firstColumn="1" w:lastRow="0" w:lastColumn="0" w:firstRow="1"/>
       </w:tblPr>
       <w:tblGrid>
-        <w:gridCol w:w="4513"/>
-        <w:gridCol w:w="4512"/>
+        <w:gridCol w:w="1681"/>
+        <w:gridCol w:w="7333"/>
       </w:tblGrid>
       <w:tr>
         <w:trPr>
@@ -12121,7 +12121,7 @@
         </w:trPr>
         <w:tc>
           <w:tcPr>
-            <w:tcW w:w="4513" w:type="dxa"/>
+            <w:tcW w:w="1681" w:type="dxa"/>
             <w:tcBorders>
               <w:top w:val="single" w:sz="4" w:space="0" w:color="BFC7D1"/>
               <w:left w:val="single" w:sz="4" w:space="0" w:color="BFC7D1"/>
@@ -12160,7 +12160,7 @@
         </w:tc>
         <w:tc>
           <w:tcPr>
-            <w:tcW w:w="4512" w:type="dxa"/>
+            <w:tcW w:w="7333" w:type="dxa"/>
             <w:tcBorders>
               <w:top w:val="single" w:sz="4" w:space="0" w:color="BFC7D1"/>
               <w:left w:val="single" w:sz="4" w:space="0" w:color="BFC7D1"/>
@@ -12202,7 +12202,7 @@
         <w:trPr/>
         <w:tc>
           <w:tcPr>
-            <w:tcW w:w="4513" w:type="dxa"/>
+            <w:tcW w:w="1681" w:type="dxa"/>
             <w:tcBorders>
               <w:top w:val="single" w:sz="4" w:space="0" w:color="BFC7D1"/>
               <w:left w:val="single" w:sz="4" w:space="0" w:color="BFC7D1"/>
@@ -12239,7 +12239,7 @@
         </w:tc>
         <w:tc>
           <w:tcPr>
-            <w:tcW w:w="4512" w:type="dxa"/>
+            <w:tcW w:w="7333" w:type="dxa"/>
             <w:tcBorders>
               <w:top w:val="single" w:sz="4" w:space="0" w:color="BFC7D1"/>
               <w:left w:val="single" w:sz="4" w:space="0" w:color="BFC7D1"/>
@@ -12279,7 +12279,7 @@
         <w:trPr/>
         <w:tc>
           <w:tcPr>
-            <w:tcW w:w="4513" w:type="dxa"/>
+            <w:tcW w:w="1681" w:type="dxa"/>
             <w:tcBorders>
               <w:top w:val="single" w:sz="4" w:space="0" w:color="BFC7D1"/>
               <w:left w:val="single" w:sz="4" w:space="0" w:color="BFC7D1"/>
@@ -12316,7 +12316,7 @@
         </w:tc>
         <w:tc>
           <w:tcPr>
-            <w:tcW w:w="4512" w:type="dxa"/>
+            <w:tcW w:w="7333" w:type="dxa"/>
             <w:tcBorders>
               <w:top w:val="single" w:sz="4" w:space="0" w:color="BFC7D1"/>
               <w:left w:val="single" w:sz="4" w:space="0" w:color="BFC7D1"/>
@@ -12356,7 +12356,7 @@
         <w:trPr/>
         <w:tc>
           <w:tcPr>
-            <w:tcW w:w="4513" w:type="dxa"/>
+            <w:tcW w:w="1681" w:type="dxa"/>
             <w:tcBorders>
               <w:top w:val="single" w:sz="4" w:space="0" w:color="BFC7D1"/>
               <w:left w:val="single" w:sz="4" w:space="0" w:color="BFC7D1"/>
@@ -12393,7 +12393,7 @@
         </w:tc>
         <w:tc>
           <w:tcPr>
-            <w:tcW w:w="4512" w:type="dxa"/>
+            <w:tcW w:w="7333" w:type="dxa"/>
             <w:tcBorders>
               <w:top w:val="single" w:sz="4" w:space="0" w:color="BFC7D1"/>
               <w:left w:val="single" w:sz="4" w:space="0" w:color="BFC7D1"/>
@@ -12433,7 +12433,7 @@
         <w:trPr/>
         <w:tc>
           <w:tcPr>
-            <w:tcW w:w="4513" w:type="dxa"/>
+            <w:tcW w:w="1681" w:type="dxa"/>
             <w:tcBorders>
               <w:top w:val="single" w:sz="4" w:space="0" w:color="BFC7D1"/>
               <w:left w:val="single" w:sz="4" w:space="0" w:color="BFC7D1"/>
@@ -12470,7 +12470,7 @@
         </w:tc>
         <w:tc>
           <w:tcPr>
-            <w:tcW w:w="4512" w:type="dxa"/>
+            <w:tcW w:w="7333" w:type="dxa"/>
             <w:tcBorders>
               <w:top w:val="single" w:sz="4" w:space="0" w:color="BFC7D1"/>
               <w:left w:val="single" w:sz="4" w:space="0" w:color="BFC7D1"/>
@@ -12813,7 +12813,7 @@
         <w:pStyle w:val="Heading2"/>
         <w:rPr/>
       </w:pPr>
-      <w:bookmarkStart w:id="25" w:name="__RefHeading___Toc2527_2968490694"/>
+      <w:bookmarkStart w:id="25" w:name="__RefHeading___Toc81323_4195859891"/>
       <w:bookmarkEnd w:id="25"/>
       <w:r>
         <w:rPr>
@@ -12828,7 +12828,7 @@
     <w:tbl>
       <w:tblPr>
         <w:tblStyle w:val="TableGrid"/>
-        <w:tblW w:w="9026" w:type="dxa"/>
+        <w:tblW w:w="9015" w:type="dxa"/>
         <w:jc w:val="left"/>
         <w:tblInd w:w="0" w:type="dxa"/>
         <w:tblLayout w:type="fixed"/>
@@ -12841,8 +12841,8 @@
         <w:tblLook w:val="04a0" w:noHBand="0" w:noVBand="1" w:firstColumn="1" w:lastRow="0" w:lastColumn="0" w:firstRow="1"/>
       </w:tblPr>
       <w:tblGrid>
-        <w:gridCol w:w="4513"/>
-        <w:gridCol w:w="4512"/>
+        <w:gridCol w:w="1681"/>
+        <w:gridCol w:w="7333"/>
       </w:tblGrid>
       <w:tr>
         <w:trPr>
@@ -12850,7 +12850,7 @@
         </w:trPr>
         <w:tc>
           <w:tcPr>
-            <w:tcW w:w="4513" w:type="dxa"/>
+            <w:tcW w:w="1681" w:type="dxa"/>
             <w:tcBorders>
               <w:top w:val="single" w:sz="4" w:space="0" w:color="BFC7D1"/>
               <w:left w:val="single" w:sz="4" w:space="0" w:color="BFC7D1"/>
@@ -12889,7 +12889,7 @@
         </w:tc>
         <w:tc>
           <w:tcPr>
-            <w:tcW w:w="4512" w:type="dxa"/>
+            <w:tcW w:w="7333" w:type="dxa"/>
             <w:tcBorders>
               <w:top w:val="single" w:sz="4" w:space="0" w:color="BFC7D1"/>
               <w:left w:val="single" w:sz="4" w:space="0" w:color="BFC7D1"/>
@@ -12931,7 +12931,7 @@
         <w:trPr/>
         <w:tc>
           <w:tcPr>
-            <w:tcW w:w="4513" w:type="dxa"/>
+            <w:tcW w:w="1681" w:type="dxa"/>
             <w:tcBorders>
               <w:top w:val="single" w:sz="4" w:space="0" w:color="BFC7D1"/>
               <w:left w:val="single" w:sz="4" w:space="0" w:color="BFC7D1"/>
@@ -12968,7 +12968,7 @@
         </w:tc>
         <w:tc>
           <w:tcPr>
-            <w:tcW w:w="4512" w:type="dxa"/>
+            <w:tcW w:w="7333" w:type="dxa"/>
             <w:tcBorders>
               <w:top w:val="single" w:sz="4" w:space="0" w:color="BFC7D1"/>
               <w:left w:val="single" w:sz="4" w:space="0" w:color="BFC7D1"/>
@@ -13008,7 +13008,7 @@
         <w:trPr/>
         <w:tc>
           <w:tcPr>
-            <w:tcW w:w="4513" w:type="dxa"/>
+            <w:tcW w:w="1681" w:type="dxa"/>
             <w:tcBorders>
               <w:top w:val="single" w:sz="4" w:space="0" w:color="BFC7D1"/>
               <w:left w:val="single" w:sz="4" w:space="0" w:color="BFC7D1"/>
@@ -13045,7 +13045,7 @@
         </w:tc>
         <w:tc>
           <w:tcPr>
-            <w:tcW w:w="4512" w:type="dxa"/>
+            <w:tcW w:w="7333" w:type="dxa"/>
             <w:tcBorders>
               <w:top w:val="single" w:sz="4" w:space="0" w:color="BFC7D1"/>
               <w:left w:val="single" w:sz="4" w:space="0" w:color="BFC7D1"/>
@@ -13085,7 +13085,7 @@
         <w:trPr/>
         <w:tc>
           <w:tcPr>
-            <w:tcW w:w="4513" w:type="dxa"/>
+            <w:tcW w:w="1681" w:type="dxa"/>
             <w:tcBorders>
               <w:top w:val="single" w:sz="4" w:space="0" w:color="BFC7D1"/>
               <w:left w:val="single" w:sz="4" w:space="0" w:color="BFC7D1"/>
@@ -13122,7 +13122,7 @@
         </w:tc>
         <w:tc>
           <w:tcPr>
-            <w:tcW w:w="4512" w:type="dxa"/>
+            <w:tcW w:w="7333" w:type="dxa"/>
             <w:tcBorders>
               <w:top w:val="single" w:sz="4" w:space="0" w:color="BFC7D1"/>
               <w:left w:val="single" w:sz="4" w:space="0" w:color="BFC7D1"/>
@@ -13397,7 +13397,7 @@
         <w:pStyle w:val="Heading2"/>
         <w:rPr/>
       </w:pPr>
-      <w:bookmarkStart w:id="26" w:name="__RefHeading___Toc2529_2968490694"/>
+      <w:bookmarkStart w:id="26" w:name="__RefHeading___Toc81325_4195859891"/>
       <w:bookmarkEnd w:id="26"/>
       <w:r>
         <w:rPr>
@@ -13412,7 +13412,7 @@
     <w:tbl>
       <w:tblPr>
         <w:tblStyle w:val="TableGrid"/>
-        <w:tblW w:w="9026" w:type="dxa"/>
+        <w:tblW w:w="9015" w:type="dxa"/>
         <w:jc w:val="left"/>
         <w:tblInd w:w="0" w:type="dxa"/>
         <w:tblLayout w:type="fixed"/>
@@ -13425,8 +13425,8 @@
         <w:tblLook w:val="04a0" w:noHBand="0" w:noVBand="1" w:firstColumn="1" w:lastRow="0" w:lastColumn="0" w:firstRow="1"/>
       </w:tblPr>
       <w:tblGrid>
-        <w:gridCol w:w="4513"/>
-        <w:gridCol w:w="4512"/>
+        <w:gridCol w:w="1681"/>
+        <w:gridCol w:w="7333"/>
       </w:tblGrid>
       <w:tr>
         <w:trPr>
@@ -13434,7 +13434,7 @@
         </w:trPr>
         <w:tc>
           <w:tcPr>
-            <w:tcW w:w="4513" w:type="dxa"/>
+            <w:tcW w:w="1681" w:type="dxa"/>
             <w:tcBorders>
               <w:top w:val="single" w:sz="4" w:space="0" w:color="BFC7D1"/>
               <w:left w:val="single" w:sz="4" w:space="0" w:color="BFC7D1"/>
@@ -13473,7 +13473,7 @@
         </w:tc>
         <w:tc>
           <w:tcPr>
-            <w:tcW w:w="4512" w:type="dxa"/>
+            <w:tcW w:w="7333" w:type="dxa"/>
             <w:tcBorders>
               <w:top w:val="single" w:sz="4" w:space="0" w:color="BFC7D1"/>
               <w:left w:val="single" w:sz="4" w:space="0" w:color="BFC7D1"/>
@@ -13515,7 +13515,7 @@
         <w:trPr/>
         <w:tc>
           <w:tcPr>
-            <w:tcW w:w="4513" w:type="dxa"/>
+            <w:tcW w:w="1681" w:type="dxa"/>
             <w:tcBorders>
               <w:top w:val="single" w:sz="4" w:space="0" w:color="BFC7D1"/>
               <w:left w:val="single" w:sz="4" w:space="0" w:color="BFC7D1"/>
@@ -13552,7 +13552,7 @@
         </w:tc>
         <w:tc>
           <w:tcPr>
-            <w:tcW w:w="4512" w:type="dxa"/>
+            <w:tcW w:w="7333" w:type="dxa"/>
             <w:tcBorders>
               <w:top w:val="single" w:sz="4" w:space="0" w:color="BFC7D1"/>
               <w:left w:val="single" w:sz="4" w:space="0" w:color="BFC7D1"/>
@@ -13592,7 +13592,7 @@
         <w:trPr/>
         <w:tc>
           <w:tcPr>
-            <w:tcW w:w="4513" w:type="dxa"/>
+            <w:tcW w:w="1681" w:type="dxa"/>
             <w:tcBorders>
               <w:top w:val="single" w:sz="4" w:space="0" w:color="BFC7D1"/>
               <w:left w:val="single" w:sz="4" w:space="0" w:color="BFC7D1"/>
@@ -13629,7 +13629,7 @@
         </w:tc>
         <w:tc>
           <w:tcPr>
-            <w:tcW w:w="4512" w:type="dxa"/>
+            <w:tcW w:w="7333" w:type="dxa"/>
             <w:tcBorders>
               <w:top w:val="single" w:sz="4" w:space="0" w:color="BFC7D1"/>
               <w:left w:val="single" w:sz="4" w:space="0" w:color="BFC7D1"/>
@@ -13669,7 +13669,7 @@
         <w:trPr/>
         <w:tc>
           <w:tcPr>
-            <w:tcW w:w="4513" w:type="dxa"/>
+            <w:tcW w:w="1681" w:type="dxa"/>
             <w:tcBorders>
               <w:top w:val="single" w:sz="4" w:space="0" w:color="BFC7D1"/>
               <w:left w:val="single" w:sz="4" w:space="0" w:color="BFC7D1"/>
@@ -13706,7 +13706,7 @@
         </w:tc>
         <w:tc>
           <w:tcPr>
-            <w:tcW w:w="4512" w:type="dxa"/>
+            <w:tcW w:w="7333" w:type="dxa"/>
             <w:tcBorders>
               <w:top w:val="single" w:sz="4" w:space="0" w:color="BFC7D1"/>
               <w:left w:val="single" w:sz="4" w:space="0" w:color="BFC7D1"/>
@@ -13746,7 +13746,7 @@
         <w:trPr/>
         <w:tc>
           <w:tcPr>
-            <w:tcW w:w="4513" w:type="dxa"/>
+            <w:tcW w:w="1681" w:type="dxa"/>
             <w:tcBorders>
               <w:top w:val="single" w:sz="4" w:space="0" w:color="BFC7D1"/>
               <w:left w:val="single" w:sz="4" w:space="0" w:color="BFC7D1"/>
@@ -13783,7 +13783,7 @@
         </w:tc>
         <w:tc>
           <w:tcPr>
-            <w:tcW w:w="4512" w:type="dxa"/>
+            <w:tcW w:w="7333" w:type="dxa"/>
             <w:tcBorders>
               <w:top w:val="single" w:sz="4" w:space="0" w:color="BFC7D1"/>
               <w:left w:val="single" w:sz="4" w:space="0" w:color="BFC7D1"/>
@@ -14092,7 +14092,7 @@
         <w:pStyle w:val="Heading2"/>
         <w:rPr/>
       </w:pPr>
-      <w:bookmarkStart w:id="27" w:name="__RefHeading___Toc2531_2968490694"/>
+      <w:bookmarkStart w:id="27" w:name="__RefHeading___Toc81327_4195859891"/>
       <w:bookmarkEnd w:id="27"/>
       <w:r>
         <w:rPr>
@@ -14107,7 +14107,7 @@
     <w:tbl>
       <w:tblPr>
         <w:tblStyle w:val="TableGrid"/>
-        <w:tblW w:w="9026" w:type="dxa"/>
+        <w:tblW w:w="9015" w:type="dxa"/>
         <w:jc w:val="left"/>
         <w:tblInd w:w="0" w:type="dxa"/>
         <w:tblLayout w:type="fixed"/>
@@ -14120,8 +14120,8 @@
         <w:tblLook w:val="04a0" w:noHBand="0" w:noVBand="1" w:firstColumn="1" w:lastRow="0" w:lastColumn="0" w:firstRow="1"/>
       </w:tblPr>
       <w:tblGrid>
-        <w:gridCol w:w="4513"/>
-        <w:gridCol w:w="4512"/>
+        <w:gridCol w:w="1681"/>
+        <w:gridCol w:w="7333"/>
       </w:tblGrid>
       <w:tr>
         <w:trPr>
@@ -14129,7 +14129,7 @@
         </w:trPr>
         <w:tc>
           <w:tcPr>
-            <w:tcW w:w="4513" w:type="dxa"/>
+            <w:tcW w:w="1681" w:type="dxa"/>
             <w:tcBorders>
               <w:top w:val="single" w:sz="4" w:space="0" w:color="BFC7D1"/>
               <w:left w:val="single" w:sz="4" w:space="0" w:color="BFC7D1"/>
@@ -14168,7 +14168,7 @@
         </w:tc>
         <w:tc>
           <w:tcPr>
-            <w:tcW w:w="4512" w:type="dxa"/>
+            <w:tcW w:w="7333" w:type="dxa"/>
             <w:tcBorders>
               <w:top w:val="single" w:sz="4" w:space="0" w:color="BFC7D1"/>
               <w:left w:val="single" w:sz="4" w:space="0" w:color="BFC7D1"/>
@@ -14210,7 +14210,7 @@
         <w:trPr/>
         <w:tc>
           <w:tcPr>
-            <w:tcW w:w="4513" w:type="dxa"/>
+            <w:tcW w:w="1681" w:type="dxa"/>
             <w:tcBorders>
               <w:top w:val="single" w:sz="4" w:space="0" w:color="BFC7D1"/>
               <w:left w:val="single" w:sz="4" w:space="0" w:color="BFC7D1"/>
@@ -14247,7 +14247,7 @@
         </w:tc>
         <w:tc>
           <w:tcPr>
-            <w:tcW w:w="4512" w:type="dxa"/>
+            <w:tcW w:w="7333" w:type="dxa"/>
             <w:tcBorders>
               <w:top w:val="single" w:sz="4" w:space="0" w:color="BFC7D1"/>
               <w:left w:val="single" w:sz="4" w:space="0" w:color="BFC7D1"/>
@@ -14287,7 +14287,7 @@
         <w:trPr/>
         <w:tc>
           <w:tcPr>
-            <w:tcW w:w="4513" w:type="dxa"/>
+            <w:tcW w:w="1681" w:type="dxa"/>
             <w:tcBorders>
               <w:top w:val="single" w:sz="4" w:space="0" w:color="BFC7D1"/>
               <w:left w:val="single" w:sz="4" w:space="0" w:color="BFC7D1"/>
@@ -14324,7 +14324,7 @@
         </w:tc>
         <w:tc>
           <w:tcPr>
-            <w:tcW w:w="4512" w:type="dxa"/>
+            <w:tcW w:w="7333" w:type="dxa"/>
             <w:tcBorders>
               <w:top w:val="single" w:sz="4" w:space="0" w:color="BFC7D1"/>
               <w:left w:val="single" w:sz="4" w:space="0" w:color="BFC7D1"/>
@@ -14364,7 +14364,7 @@
         <w:trPr/>
         <w:tc>
           <w:tcPr>
-            <w:tcW w:w="4513" w:type="dxa"/>
+            <w:tcW w:w="1681" w:type="dxa"/>
             <w:tcBorders>
               <w:top w:val="single" w:sz="4" w:space="0" w:color="BFC7D1"/>
               <w:left w:val="single" w:sz="4" w:space="0" w:color="BFC7D1"/>
@@ -14401,7 +14401,7 @@
         </w:tc>
         <w:tc>
           <w:tcPr>
-            <w:tcW w:w="4512" w:type="dxa"/>
+            <w:tcW w:w="7333" w:type="dxa"/>
             <w:tcBorders>
               <w:top w:val="single" w:sz="4" w:space="0" w:color="BFC7D1"/>
               <w:left w:val="single" w:sz="4" w:space="0" w:color="BFC7D1"/>
@@ -14441,7 +14441,7 @@
         <w:trPr/>
         <w:tc>
           <w:tcPr>
-            <w:tcW w:w="4513" w:type="dxa"/>
+            <w:tcW w:w="1681" w:type="dxa"/>
             <w:tcBorders>
               <w:top w:val="single" w:sz="4" w:space="0" w:color="BFC7D1"/>
               <w:left w:val="single" w:sz="4" w:space="0" w:color="BFC7D1"/>
@@ -14478,7 +14478,7 @@
         </w:tc>
         <w:tc>
           <w:tcPr>
-            <w:tcW w:w="4512" w:type="dxa"/>
+            <w:tcW w:w="7333" w:type="dxa"/>
             <w:tcBorders>
               <w:top w:val="single" w:sz="4" w:space="0" w:color="BFC7D1"/>
               <w:left w:val="single" w:sz="4" w:space="0" w:color="BFC7D1"/>
@@ -14756,7 +14756,7 @@
         <w:pStyle w:val="Heading1"/>
         <w:rPr/>
       </w:pPr>
-      <w:bookmarkStart w:id="28" w:name="__RefHeading___Toc2533_2968490694"/>
+      <w:bookmarkStart w:id="28" w:name="__RefHeading___Toc81329_4195859891"/>
       <w:bookmarkEnd w:id="28"/>
       <w:r>
         <w:rPr>
@@ -14773,7 +14773,7 @@
         <w:pStyle w:val="Heading2"/>
         <w:rPr/>
       </w:pPr>
-      <w:bookmarkStart w:id="29" w:name="__RefHeading___Toc2535_2968490694"/>
+      <w:bookmarkStart w:id="29" w:name="__RefHeading___Toc81331_4195859891"/>
       <w:bookmarkEnd w:id="29"/>
       <w:r>
         <w:rPr>
@@ -14788,7 +14788,7 @@
     <w:tbl>
       <w:tblPr>
         <w:tblStyle w:val="TableGrid"/>
-        <w:tblW w:w="9026" w:type="dxa"/>
+        <w:tblW w:w="9015" w:type="dxa"/>
         <w:jc w:val="left"/>
         <w:tblInd w:w="0" w:type="dxa"/>
         <w:tblLayout w:type="fixed"/>
@@ -14801,8 +14801,8 @@
         <w:tblLook w:val="04a0" w:noHBand="0" w:noVBand="1" w:firstColumn="1" w:lastRow="0" w:lastColumn="0" w:firstRow="1"/>
       </w:tblPr>
       <w:tblGrid>
-        <w:gridCol w:w="4513"/>
-        <w:gridCol w:w="4512"/>
+        <w:gridCol w:w="1681"/>
+        <w:gridCol w:w="7333"/>
       </w:tblGrid>
       <w:tr>
         <w:trPr>
@@ -14810,7 +14810,7 @@
         </w:trPr>
         <w:tc>
           <w:tcPr>
-            <w:tcW w:w="4513" w:type="dxa"/>
+            <w:tcW w:w="1681" w:type="dxa"/>
             <w:tcBorders>
               <w:top w:val="single" w:sz="4" w:space="0" w:color="BFC7D1"/>
               <w:left w:val="single" w:sz="4" w:space="0" w:color="BFC7D1"/>
@@ -14849,7 +14849,7 @@
         </w:tc>
         <w:tc>
           <w:tcPr>
-            <w:tcW w:w="4512" w:type="dxa"/>
+            <w:tcW w:w="7333" w:type="dxa"/>
             <w:tcBorders>
               <w:top w:val="single" w:sz="4" w:space="0" w:color="BFC7D1"/>
               <w:left w:val="single" w:sz="4" w:space="0" w:color="BFC7D1"/>
@@ -14891,7 +14891,7 @@
         <w:trPr/>
         <w:tc>
           <w:tcPr>
-            <w:tcW w:w="4513" w:type="dxa"/>
+            <w:tcW w:w="1681" w:type="dxa"/>
             <w:tcBorders>
               <w:top w:val="single" w:sz="4" w:space="0" w:color="BFC7D1"/>
               <w:left w:val="single" w:sz="4" w:space="0" w:color="BFC7D1"/>
@@ -14928,7 +14928,7 @@
         </w:tc>
         <w:tc>
           <w:tcPr>
-            <w:tcW w:w="4512" w:type="dxa"/>
+            <w:tcW w:w="7333" w:type="dxa"/>
             <w:tcBorders>
               <w:top w:val="single" w:sz="4" w:space="0" w:color="BFC7D1"/>
               <w:left w:val="single" w:sz="4" w:space="0" w:color="BFC7D1"/>
@@ -14968,7 +14968,7 @@
         <w:trPr/>
         <w:tc>
           <w:tcPr>
-            <w:tcW w:w="4513" w:type="dxa"/>
+            <w:tcW w:w="1681" w:type="dxa"/>
             <w:tcBorders>
               <w:top w:val="single" w:sz="4" w:space="0" w:color="BFC7D1"/>
               <w:left w:val="single" w:sz="4" w:space="0" w:color="BFC7D1"/>
@@ -15005,7 +15005,7 @@
         </w:tc>
         <w:tc>
           <w:tcPr>
-            <w:tcW w:w="4512" w:type="dxa"/>
+            <w:tcW w:w="7333" w:type="dxa"/>
             <w:tcBorders>
               <w:top w:val="single" w:sz="4" w:space="0" w:color="BFC7D1"/>
               <w:left w:val="single" w:sz="4" w:space="0" w:color="BFC7D1"/>
@@ -15045,7 +15045,7 @@
         <w:trPr/>
         <w:tc>
           <w:tcPr>
-            <w:tcW w:w="4513" w:type="dxa"/>
+            <w:tcW w:w="1681" w:type="dxa"/>
             <w:tcBorders>
               <w:top w:val="single" w:sz="4" w:space="0" w:color="BFC7D1"/>
               <w:left w:val="single" w:sz="4" w:space="0" w:color="BFC7D1"/>
@@ -15082,7 +15082,7 @@
         </w:tc>
         <w:tc>
           <w:tcPr>
-            <w:tcW w:w="4512" w:type="dxa"/>
+            <w:tcW w:w="7333" w:type="dxa"/>
             <w:tcBorders>
               <w:top w:val="single" w:sz="4" w:space="0" w:color="BFC7D1"/>
               <w:left w:val="single" w:sz="4" w:space="0" w:color="BFC7D1"/>
@@ -15323,7 +15323,7 @@
         <w:pStyle w:val="Heading2"/>
         <w:rPr/>
       </w:pPr>
-      <w:bookmarkStart w:id="30" w:name="__RefHeading___Toc2537_2968490694"/>
+      <w:bookmarkStart w:id="30" w:name="__RefHeading___Toc81333_4195859891"/>
       <w:bookmarkEnd w:id="30"/>
       <w:r>
         <w:rPr>
@@ -15338,7 +15338,7 @@
     <w:tbl>
       <w:tblPr>
         <w:tblStyle w:val="TableGrid"/>
-        <w:tblW w:w="9026" w:type="dxa"/>
+        <w:tblW w:w="9015" w:type="dxa"/>
         <w:jc w:val="left"/>
         <w:tblInd w:w="0" w:type="dxa"/>
         <w:tblLayout w:type="fixed"/>
@@ -15351,8 +15351,8 @@
         <w:tblLook w:val="04a0" w:noHBand="0" w:noVBand="1" w:firstColumn="1" w:lastRow="0" w:lastColumn="0" w:firstRow="1"/>
       </w:tblPr>
       <w:tblGrid>
-        <w:gridCol w:w="4513"/>
-        <w:gridCol w:w="4512"/>
+        <w:gridCol w:w="1681"/>
+        <w:gridCol w:w="7333"/>
       </w:tblGrid>
       <w:tr>
         <w:trPr>
@@ -15360,7 +15360,7 @@
         </w:trPr>
         <w:tc>
           <w:tcPr>
-            <w:tcW w:w="4513" w:type="dxa"/>
+            <w:tcW w:w="1681" w:type="dxa"/>
             <w:tcBorders>
               <w:top w:val="single" w:sz="4" w:space="0" w:color="BFC7D1"/>
               <w:left w:val="single" w:sz="4" w:space="0" w:color="BFC7D1"/>
@@ -15399,7 +15399,7 @@
         </w:tc>
         <w:tc>
           <w:tcPr>
-            <w:tcW w:w="4512" w:type="dxa"/>
+            <w:tcW w:w="7333" w:type="dxa"/>
             <w:tcBorders>
               <w:top w:val="single" w:sz="4" w:space="0" w:color="BFC7D1"/>
               <w:left w:val="single" w:sz="4" w:space="0" w:color="BFC7D1"/>
@@ -15441,7 +15441,7 @@
         <w:trPr/>
         <w:tc>
           <w:tcPr>
-            <w:tcW w:w="4513" w:type="dxa"/>
+            <w:tcW w:w="1681" w:type="dxa"/>
             <w:tcBorders>
               <w:top w:val="single" w:sz="4" w:space="0" w:color="BFC7D1"/>
               <w:left w:val="single" w:sz="4" w:space="0" w:color="BFC7D1"/>
@@ -15478,7 +15478,7 @@
         </w:tc>
         <w:tc>
           <w:tcPr>
-            <w:tcW w:w="4512" w:type="dxa"/>
+            <w:tcW w:w="7333" w:type="dxa"/>
             <w:tcBorders>
               <w:top w:val="single" w:sz="4" w:space="0" w:color="BFC7D1"/>
               <w:left w:val="single" w:sz="4" w:space="0" w:color="BFC7D1"/>
@@ -15518,7 +15518,7 @@
         <w:trPr/>
         <w:tc>
           <w:tcPr>
-            <w:tcW w:w="4513" w:type="dxa"/>
+            <w:tcW w:w="1681" w:type="dxa"/>
             <w:tcBorders>
               <w:top w:val="single" w:sz="4" w:space="0" w:color="BFC7D1"/>
               <w:left w:val="single" w:sz="4" w:space="0" w:color="BFC7D1"/>
@@ -15555,7 +15555,7 @@
         </w:tc>
         <w:tc>
           <w:tcPr>
-            <w:tcW w:w="4512" w:type="dxa"/>
+            <w:tcW w:w="7333" w:type="dxa"/>
             <w:tcBorders>
               <w:top w:val="single" w:sz="4" w:space="0" w:color="BFC7D1"/>
               <w:left w:val="single" w:sz="4" w:space="0" w:color="BFC7D1"/>
@@ -15595,7 +15595,7 @@
         <w:trPr/>
         <w:tc>
           <w:tcPr>
-            <w:tcW w:w="4513" w:type="dxa"/>
+            <w:tcW w:w="1681" w:type="dxa"/>
             <w:tcBorders>
               <w:top w:val="single" w:sz="4" w:space="0" w:color="BFC7D1"/>
               <w:left w:val="single" w:sz="4" w:space="0" w:color="BFC7D1"/>
@@ -15632,7 +15632,7 @@
         </w:tc>
         <w:tc>
           <w:tcPr>
-            <w:tcW w:w="4512" w:type="dxa"/>
+            <w:tcW w:w="7333" w:type="dxa"/>
             <w:tcBorders>
               <w:top w:val="single" w:sz="4" w:space="0" w:color="BFC7D1"/>
               <w:left w:val="single" w:sz="4" w:space="0" w:color="BFC7D1"/>
@@ -15875,7 +15875,7 @@
         <w:pStyle w:val="Heading2"/>
         <w:rPr/>
       </w:pPr>
-      <w:bookmarkStart w:id="31" w:name="__RefHeading___Toc2539_2968490694"/>
+      <w:bookmarkStart w:id="31" w:name="__RefHeading___Toc81335_4195859891"/>
       <w:bookmarkEnd w:id="31"/>
       <w:r>
         <w:rPr>
@@ -15890,7 +15890,7 @@
     <w:tbl>
       <w:tblPr>
         <w:tblStyle w:val="TableGrid"/>
-        <w:tblW w:w="9026" w:type="dxa"/>
+        <w:tblW w:w="9015" w:type="dxa"/>
         <w:jc w:val="left"/>
         <w:tblInd w:w="0" w:type="dxa"/>
         <w:tblLayout w:type="fixed"/>
@@ -15903,8 +15903,8 @@
         <w:tblLook w:val="04a0" w:noHBand="0" w:noVBand="1" w:firstColumn="1" w:lastRow="0" w:lastColumn="0" w:firstRow="1"/>
       </w:tblPr>
       <w:tblGrid>
-        <w:gridCol w:w="4513"/>
-        <w:gridCol w:w="4512"/>
+        <w:gridCol w:w="1681"/>
+        <w:gridCol w:w="7333"/>
       </w:tblGrid>
       <w:tr>
         <w:trPr>
@@ -15912,7 +15912,7 @@
         </w:trPr>
         <w:tc>
           <w:tcPr>
-            <w:tcW w:w="4513" w:type="dxa"/>
+            <w:tcW w:w="1681" w:type="dxa"/>
             <w:tcBorders>
               <w:top w:val="single" w:sz="4" w:space="0" w:color="BFC7D1"/>
               <w:left w:val="single" w:sz="4" w:space="0" w:color="BFC7D1"/>
@@ -15951,7 +15951,7 @@
         </w:tc>
         <w:tc>
           <w:tcPr>
-            <w:tcW w:w="4512" w:type="dxa"/>
+            <w:tcW w:w="7333" w:type="dxa"/>
             <w:tcBorders>
               <w:top w:val="single" w:sz="4" w:space="0" w:color="BFC7D1"/>
               <w:left w:val="single" w:sz="4" w:space="0" w:color="BFC7D1"/>
@@ -15993,7 +15993,7 @@
         <w:trPr/>
         <w:tc>
           <w:tcPr>
-            <w:tcW w:w="4513" w:type="dxa"/>
+            <w:tcW w:w="1681" w:type="dxa"/>
             <w:tcBorders>
               <w:top w:val="single" w:sz="4" w:space="0" w:color="BFC7D1"/>
               <w:left w:val="single" w:sz="4" w:space="0" w:color="BFC7D1"/>
@@ -16030,7 +16030,7 @@
         </w:tc>
         <w:tc>
           <w:tcPr>
-            <w:tcW w:w="4512" w:type="dxa"/>
+            <w:tcW w:w="7333" w:type="dxa"/>
             <w:tcBorders>
               <w:top w:val="single" w:sz="4" w:space="0" w:color="BFC7D1"/>
               <w:left w:val="single" w:sz="4" w:space="0" w:color="BFC7D1"/>
@@ -16070,7 +16070,7 @@
         <w:trPr/>
         <w:tc>
           <w:tcPr>
-            <w:tcW w:w="4513" w:type="dxa"/>
+            <w:tcW w:w="1681" w:type="dxa"/>
             <w:tcBorders>
               <w:top w:val="single" w:sz="4" w:space="0" w:color="BFC7D1"/>
               <w:left w:val="single" w:sz="4" w:space="0" w:color="BFC7D1"/>
@@ -16107,7 +16107,7 @@
         </w:tc>
         <w:tc>
           <w:tcPr>
-            <w:tcW w:w="4512" w:type="dxa"/>
+            <w:tcW w:w="7333" w:type="dxa"/>
             <w:tcBorders>
               <w:top w:val="single" w:sz="4" w:space="0" w:color="BFC7D1"/>
               <w:left w:val="single" w:sz="4" w:space="0" w:color="BFC7D1"/>
@@ -16147,7 +16147,7 @@
         <w:trPr/>
         <w:tc>
           <w:tcPr>
-            <w:tcW w:w="4513" w:type="dxa"/>
+            <w:tcW w:w="1681" w:type="dxa"/>
             <w:tcBorders>
               <w:top w:val="single" w:sz="4" w:space="0" w:color="BFC7D1"/>
               <w:left w:val="single" w:sz="4" w:space="0" w:color="BFC7D1"/>
@@ -16184,7 +16184,7 @@
         </w:tc>
         <w:tc>
           <w:tcPr>
-            <w:tcW w:w="4512" w:type="dxa"/>
+            <w:tcW w:w="7333" w:type="dxa"/>
             <w:tcBorders>
               <w:top w:val="single" w:sz="4" w:space="0" w:color="BFC7D1"/>
               <w:left w:val="single" w:sz="4" w:space="0" w:color="BFC7D1"/>
@@ -16495,7 +16495,7 @@
         <w:pStyle w:val="Heading2"/>
         <w:rPr/>
       </w:pPr>
-      <w:bookmarkStart w:id="32" w:name="__RefHeading___Toc2541_2968490694"/>
+      <w:bookmarkStart w:id="32" w:name="__RefHeading___Toc81337_4195859891"/>
       <w:bookmarkEnd w:id="32"/>
       <w:r>
         <w:rPr>
@@ -16510,7 +16510,7 @@
     <w:tbl>
       <w:tblPr>
         <w:tblStyle w:val="TableGrid"/>
-        <w:tblW w:w="9026" w:type="dxa"/>
+        <w:tblW w:w="9015" w:type="dxa"/>
         <w:jc w:val="left"/>
         <w:tblInd w:w="0" w:type="dxa"/>
         <w:tblLayout w:type="fixed"/>
@@ -16523,8 +16523,8 @@
         <w:tblLook w:val="04a0" w:noHBand="0" w:noVBand="1" w:firstColumn="1" w:lastRow="0" w:lastColumn="0" w:firstRow="1"/>
       </w:tblPr>
       <w:tblGrid>
-        <w:gridCol w:w="4513"/>
-        <w:gridCol w:w="4512"/>
+        <w:gridCol w:w="1681"/>
+        <w:gridCol w:w="7333"/>
       </w:tblGrid>
       <w:tr>
         <w:trPr>
@@ -16532,7 +16532,7 @@
         </w:trPr>
         <w:tc>
           <w:tcPr>
-            <w:tcW w:w="4513" w:type="dxa"/>
+            <w:tcW w:w="1681" w:type="dxa"/>
             <w:tcBorders>
               <w:top w:val="single" w:sz="4" w:space="0" w:color="BFC7D1"/>
               <w:left w:val="single" w:sz="4" w:space="0" w:color="BFC7D1"/>
@@ -16571,7 +16571,7 @@
         </w:tc>
         <w:tc>
           <w:tcPr>
-            <w:tcW w:w="4512" w:type="dxa"/>
+            <w:tcW w:w="7333" w:type="dxa"/>
             <w:tcBorders>
               <w:top w:val="single" w:sz="4" w:space="0" w:color="BFC7D1"/>
               <w:left w:val="single" w:sz="4" w:space="0" w:color="BFC7D1"/>
@@ -16613,7 +16613,7 @@
         <w:trPr/>
         <w:tc>
           <w:tcPr>
-            <w:tcW w:w="4513" w:type="dxa"/>
+            <w:tcW w:w="1681" w:type="dxa"/>
             <w:tcBorders>
               <w:top w:val="single" w:sz="4" w:space="0" w:color="BFC7D1"/>
               <w:left w:val="single" w:sz="4" w:space="0" w:color="BFC7D1"/>
@@ -16650,7 +16650,7 @@
         </w:tc>
         <w:tc>
           <w:tcPr>
-            <w:tcW w:w="4512" w:type="dxa"/>
+            <w:tcW w:w="7333" w:type="dxa"/>
             <w:tcBorders>
               <w:top w:val="single" w:sz="4" w:space="0" w:color="BFC7D1"/>
               <w:left w:val="single" w:sz="4" w:space="0" w:color="BFC7D1"/>
@@ -16690,7 +16690,7 @@
         <w:trPr/>
         <w:tc>
           <w:tcPr>
-            <w:tcW w:w="4513" w:type="dxa"/>
+            <w:tcW w:w="1681" w:type="dxa"/>
             <w:tcBorders>
               <w:top w:val="single" w:sz="4" w:space="0" w:color="BFC7D1"/>
               <w:left w:val="single" w:sz="4" w:space="0" w:color="BFC7D1"/>
@@ -16727,7 +16727,7 @@
         </w:tc>
         <w:tc>
           <w:tcPr>
-            <w:tcW w:w="4512" w:type="dxa"/>
+            <w:tcW w:w="7333" w:type="dxa"/>
             <w:tcBorders>
               <w:top w:val="single" w:sz="4" w:space="0" w:color="BFC7D1"/>
               <w:left w:val="single" w:sz="4" w:space="0" w:color="BFC7D1"/>
@@ -16767,7 +16767,7 @@
         <w:trPr/>
         <w:tc>
           <w:tcPr>
-            <w:tcW w:w="4513" w:type="dxa"/>
+            <w:tcW w:w="1681" w:type="dxa"/>
             <w:tcBorders>
               <w:top w:val="single" w:sz="4" w:space="0" w:color="BFC7D1"/>
               <w:left w:val="single" w:sz="4" w:space="0" w:color="BFC7D1"/>
@@ -16804,7 +16804,7 @@
         </w:tc>
         <w:tc>
           <w:tcPr>
-            <w:tcW w:w="4512" w:type="dxa"/>
+            <w:tcW w:w="7333" w:type="dxa"/>
             <w:tcBorders>
               <w:top w:val="single" w:sz="4" w:space="0" w:color="BFC7D1"/>
               <w:left w:val="single" w:sz="4" w:space="0" w:color="BFC7D1"/>
@@ -16939,7 +16939,7 @@
           <w:spacing w:val="0"/>
         </w:rPr>
       </w:pPr>
-      <w:bookmarkStart w:id="33" w:name="__RefHeading___Toc2543_2968490694"/>
+      <w:bookmarkStart w:id="33" w:name="__RefHeading___Toc81339_4195859891"/>
       <w:bookmarkStart w:id="34" w:name="_Toc233203395"/>
       <w:bookmarkEnd w:id="33"/>
       <w:r>
@@ -17303,14 +17303,13 @@
             </w:pPr>
             <w:r>
               <w:rPr>
-                <w:rFonts w:eastAsia="Segoe UI" w:cs="Segoe UI" w:ascii="Segoe UI" w:hAnsi="Segoe UI"/>
+                <w:rFonts w:eastAsia="Arial" w:cs="Segoe UI" w:ascii="Segoe UI" w:hAnsi="Segoe UI"/>
                 <w:color w:val="101820"/>
                 <w:kern w:val="0"/>
                 <w:sz w:val="16"/>
-                <w:szCs w:val="24"/>
-                <w:lang w:val="en-US" w:eastAsia="ja-JP" w:bidi="ar-SA"/>
-              </w:rPr>
-              <w:t>Closed</w:t>
+                <w:szCs w:val="16"/>
+                <w:lang w:val="en-US" w:eastAsia="ja-JP" w:bidi="ar-SA"/>
+              </w:rPr>
             </w:r>
           </w:p>
         </w:tc>
@@ -18685,19 +18684,6 @@
       <w:r>
         <w:rPr/>
       </w:r>
-      <w:r>
-        <w:br w:type="page"/>
-      </w:r>
-    </w:p>
-    <w:p>
-      <w:pPr>
-        <w:pStyle w:val="Normal"/>
-        <w:spacing w:before="0" w:after="160"/>
-        <w:rPr/>
-      </w:pPr>
-      <w:r>
-        <w:rPr/>
-      </w:r>
     </w:p>
     <w:p>
       <w:pPr>
@@ -18711,7 +18697,7 @@
       <w:r>
         <w:rPr/>
         <w:drawing>
-          <wp:anchor behindDoc="1" distT="0" distB="0" distL="0" distR="0" simplePos="0" locked="0" layoutInCell="0" allowOverlap="1" relativeHeight="24">
+          <wp:anchor behindDoc="1" distT="0" distB="0" distL="0" distR="0" simplePos="0" locked="0" layoutInCell="0" allowOverlap="1" relativeHeight="22">
             <wp:simplePos x="0" y="0"/>
             <wp:positionH relativeFrom="margin">
               <wp:align>center</wp:align>
@@ -18782,7 +18768,7 @@
     <w:r>
       <w:rPr/>
       <w:drawing>
-        <wp:anchor behindDoc="1" distT="0" distB="0" distL="0" distR="0" simplePos="0" locked="0" layoutInCell="0" allowOverlap="1" relativeHeight="23">
+        <wp:anchor behindDoc="1" distT="0" distB="0" distL="0" distR="0" simplePos="0" locked="0" layoutInCell="0" allowOverlap="1" relativeHeight="21">
           <wp:simplePos x="0" y="0"/>
           <wp:positionH relativeFrom="page">
             <wp:align>left</wp:align>
@@ -18841,7 +18827,7 @@
     <w:r>
       <w:rPr/>
       <w:drawing>
-        <wp:anchor behindDoc="1" distT="0" distB="0" distL="0" distR="0" simplePos="0" locked="0" layoutInCell="0" allowOverlap="1" relativeHeight="23">
+        <wp:anchor behindDoc="1" distT="0" distB="0" distL="0" distR="0" simplePos="0" locked="0" layoutInCell="0" allowOverlap="1" relativeHeight="21">
           <wp:simplePos x="0" y="0"/>
           <wp:positionH relativeFrom="page">
             <wp:align>left</wp:align>

--- a/docs/package/out/iNXT_BrokerVerse_Prospect_Email_Templates.docx
+++ b/docs/package/out/iNXT_BrokerVerse_Prospect_Email_Templates.docx
@@ -789,7 +789,7 @@
             </w:rPr>
             <w:fldChar w:fldCharType="separate"/>
           </w:r>
-          <w:hyperlink w:anchor="__RefHeading___Toc81281_4195859891">
+          <w:hyperlink w:anchor="__RefHeading___Toc81281_3949650649">
             <w:r>
               <w:rPr>
                 <w:webHidden/>
@@ -824,7 +824,7 @@
             </w:tabs>
             <w:rPr/>
           </w:pPr>
-          <w:hyperlink w:anchor="__RefHeading___Toc81283_4195859891">
+          <w:hyperlink w:anchor="__RefHeading___Toc81283_3949650649">
             <w:r>
               <w:rPr>
                 <w:webHidden/>
@@ -853,7 +853,7 @@
             </w:tabs>
             <w:rPr/>
           </w:pPr>
-          <w:hyperlink w:anchor="__RefHeading___Toc81285_4195859891">
+          <w:hyperlink w:anchor="__RefHeading___Toc81285_3949650649">
             <w:r>
               <w:rPr>
                 <w:webHidden/>
@@ -875,7 +875,7 @@
             </w:tabs>
             <w:rPr/>
           </w:pPr>
-          <w:hyperlink w:anchor="__RefHeading___Toc81287_4195859891">
+          <w:hyperlink w:anchor="__RefHeading___Toc81287_3949650649">
             <w:r>
               <w:rPr>
                 <w:webHidden/>
@@ -897,7 +897,7 @@
             </w:tabs>
             <w:rPr/>
           </w:pPr>
-          <w:hyperlink w:anchor="__RefHeading___Toc81289_4195859891">
+          <w:hyperlink w:anchor="__RefHeading___Toc81289_3949650649">
             <w:r>
               <w:rPr>
                 <w:webHidden/>
@@ -919,7 +919,7 @@
             </w:tabs>
             <w:rPr/>
           </w:pPr>
-          <w:hyperlink w:anchor="__RefHeading___Toc81291_4195859891">
+          <w:hyperlink w:anchor="__RefHeading___Toc81291_3949650649">
             <w:r>
               <w:rPr>
                 <w:webHidden/>
@@ -941,7 +941,7 @@
             </w:tabs>
             <w:rPr/>
           </w:pPr>
-          <w:hyperlink w:anchor="__RefHeading___Toc81293_4195859891">
+          <w:hyperlink w:anchor="__RefHeading___Toc81293_3949650649">
             <w:r>
               <w:rPr>
                 <w:webHidden/>
@@ -963,7 +963,7 @@
             </w:tabs>
             <w:rPr/>
           </w:pPr>
-          <w:hyperlink w:anchor="__RefHeading___Toc81295_4195859891">
+          <w:hyperlink w:anchor="__RefHeading___Toc81295_3949650649">
             <w:r>
               <w:rPr>
                 <w:webHidden/>
@@ -985,7 +985,7 @@
             </w:tabs>
             <w:rPr/>
           </w:pPr>
-          <w:hyperlink w:anchor="__RefHeading___Toc81297_4195859891">
+          <w:hyperlink w:anchor="__RefHeading___Toc81297_3949650649">
             <w:r>
               <w:rPr>
                 <w:webHidden/>
@@ -1007,7 +1007,7 @@
             </w:tabs>
             <w:rPr/>
           </w:pPr>
-          <w:hyperlink w:anchor="__RefHeading___Toc81299_4195859891">
+          <w:hyperlink w:anchor="__RefHeading___Toc81299_3949650649">
             <w:r>
               <w:rPr>
                 <w:webHidden/>
@@ -1029,7 +1029,7 @@
             </w:tabs>
             <w:rPr/>
           </w:pPr>
-          <w:hyperlink w:anchor="__RefHeading___Toc81301_4195859891">
+          <w:hyperlink w:anchor="__RefHeading___Toc81301_3949650649">
             <w:r>
               <w:rPr>
                 <w:webHidden/>
@@ -1051,7 +1051,7 @@
             </w:tabs>
             <w:rPr/>
           </w:pPr>
-          <w:hyperlink w:anchor="__RefHeading___Toc81303_4195859891">
+          <w:hyperlink w:anchor="__RefHeading___Toc81303_3949650649">
             <w:r>
               <w:rPr>
                 <w:webHidden/>
@@ -1073,7 +1073,7 @@
             </w:tabs>
             <w:rPr/>
           </w:pPr>
-          <w:hyperlink w:anchor="__RefHeading___Toc81305_4195859891">
+          <w:hyperlink w:anchor="__RefHeading___Toc81305_3949650649">
             <w:r>
               <w:rPr>
                 <w:webHidden/>
@@ -1095,7 +1095,7 @@
             </w:tabs>
             <w:rPr/>
           </w:pPr>
-          <w:hyperlink w:anchor="__RefHeading___Toc81307_4195859891">
+          <w:hyperlink w:anchor="__RefHeading___Toc81307_3949650649">
             <w:r>
               <w:rPr>
                 <w:webHidden/>
@@ -1117,7 +1117,7 @@
             </w:tabs>
             <w:rPr/>
           </w:pPr>
-          <w:hyperlink w:anchor="__RefHeading___Toc81309_4195859891">
+          <w:hyperlink w:anchor="__RefHeading___Toc81309_3949650649">
             <w:r>
               <w:rPr>
                 <w:webHidden/>
@@ -1139,7 +1139,7 @@
             </w:tabs>
             <w:rPr/>
           </w:pPr>
-          <w:hyperlink w:anchor="__RefHeading___Toc81311_4195859891">
+          <w:hyperlink w:anchor="__RefHeading___Toc81311_3949650649">
             <w:r>
               <w:rPr>
                 <w:webHidden/>
@@ -1161,7 +1161,7 @@
             </w:tabs>
             <w:rPr/>
           </w:pPr>
-          <w:hyperlink w:anchor="__RefHeading___Toc81313_4195859891">
+          <w:hyperlink w:anchor="__RefHeading___Toc81313_3949650649">
             <w:r>
               <w:rPr>
                 <w:webHidden/>
@@ -1183,7 +1183,7 @@
             </w:tabs>
             <w:rPr/>
           </w:pPr>
-          <w:hyperlink w:anchor="__RefHeading___Toc81315_4195859891">
+          <w:hyperlink w:anchor="__RefHeading___Toc81315_3949650649">
             <w:r>
               <w:rPr>
                 <w:webHidden/>
@@ -1205,7 +1205,7 @@
             </w:tabs>
             <w:rPr/>
           </w:pPr>
-          <w:hyperlink w:anchor="__RefHeading___Toc81317_4195859891">
+          <w:hyperlink w:anchor="__RefHeading___Toc81317_3949650649">
             <w:r>
               <w:rPr>
                 <w:webHidden/>
@@ -1227,7 +1227,7 @@
             </w:tabs>
             <w:rPr/>
           </w:pPr>
-          <w:hyperlink w:anchor="__RefHeading___Toc81319_4195859891">
+          <w:hyperlink w:anchor="__RefHeading___Toc81319_3949650649">
             <w:r>
               <w:rPr>
                 <w:webHidden/>
@@ -1249,7 +1249,7 @@
             </w:tabs>
             <w:rPr/>
           </w:pPr>
-          <w:hyperlink w:anchor="__RefHeading___Toc81321_4195859891">
+          <w:hyperlink w:anchor="__RefHeading___Toc81321_3949650649">
             <w:r>
               <w:rPr>
                 <w:webHidden/>
@@ -1271,7 +1271,7 @@
             </w:tabs>
             <w:rPr/>
           </w:pPr>
-          <w:hyperlink w:anchor="__RefHeading___Toc81323_4195859891">
+          <w:hyperlink w:anchor="__RefHeading___Toc81323_3949650649">
             <w:r>
               <w:rPr>
                 <w:webHidden/>
@@ -1293,7 +1293,7 @@
             </w:tabs>
             <w:rPr/>
           </w:pPr>
-          <w:hyperlink w:anchor="__RefHeading___Toc81325_4195859891">
+          <w:hyperlink w:anchor="__RefHeading___Toc81325_3949650649">
             <w:r>
               <w:rPr>
                 <w:webHidden/>
@@ -1315,7 +1315,7 @@
             </w:tabs>
             <w:rPr/>
           </w:pPr>
-          <w:hyperlink w:anchor="__RefHeading___Toc81327_4195859891">
+          <w:hyperlink w:anchor="__RefHeading___Toc81327_3949650649">
             <w:r>
               <w:rPr>
                 <w:webHidden/>
@@ -1337,7 +1337,7 @@
             </w:tabs>
             <w:rPr/>
           </w:pPr>
-          <w:hyperlink w:anchor="__RefHeading___Toc81329_4195859891">
+          <w:hyperlink w:anchor="__RefHeading___Toc81329_3949650649">
             <w:r>
               <w:rPr>
                 <w:webHidden/>
@@ -1359,7 +1359,7 @@
             </w:tabs>
             <w:rPr/>
           </w:pPr>
-          <w:hyperlink w:anchor="__RefHeading___Toc81331_4195859891">
+          <w:hyperlink w:anchor="__RefHeading___Toc81331_3949650649">
             <w:r>
               <w:rPr>
                 <w:webHidden/>
@@ -1381,7 +1381,7 @@
             </w:tabs>
             <w:rPr/>
           </w:pPr>
-          <w:hyperlink w:anchor="__RefHeading___Toc81333_4195859891">
+          <w:hyperlink w:anchor="__RefHeading___Toc81333_3949650649">
             <w:r>
               <w:rPr>
                 <w:webHidden/>
@@ -1403,7 +1403,7 @@
             </w:tabs>
             <w:rPr/>
           </w:pPr>
-          <w:hyperlink w:anchor="__RefHeading___Toc81335_4195859891">
+          <w:hyperlink w:anchor="__RefHeading___Toc81335_3949650649">
             <w:r>
               <w:rPr>
                 <w:webHidden/>
@@ -1425,7 +1425,7 @@
             </w:tabs>
             <w:rPr/>
           </w:pPr>
-          <w:hyperlink w:anchor="__RefHeading___Toc81337_4195859891">
+          <w:hyperlink w:anchor="__RefHeading___Toc81337_3949650649">
             <w:r>
               <w:rPr>
                 <w:webHidden/>
@@ -1447,7 +1447,7 @@
             </w:tabs>
             <w:rPr/>
           </w:pPr>
-          <w:hyperlink w:anchor="__RefHeading___Toc81339_4195859891">
+          <w:hyperlink w:anchor="__RefHeading___Toc81339_3949650649">
             <w:r>
               <w:rPr>
                 <w:webHidden/>
@@ -1495,7 +1495,7 @@
       <w:r>
         <w:br w:type="page"/>
       </w:r>
-      <w:bookmarkStart w:id="0" w:name="__RefHeading___Toc81281_4195859891"/>
+      <w:bookmarkStart w:id="0" w:name="__RefHeading___Toc81281_3949650649"/>
       <w:bookmarkStart w:id="1" w:name="_Toc48319687"/>
       <w:bookmarkStart w:id="2" w:name="_Toc11824118"/>
       <w:bookmarkEnd w:id="0"/>
@@ -2140,7 +2140,7 @@
           <w:spacing w:val="0"/>
         </w:rPr>
       </w:pPr>
-      <w:bookmarkStart w:id="4" w:name="__RefHeading___Toc81283_4195859891"/>
+      <w:bookmarkStart w:id="4" w:name="__RefHeading___Toc81283_3949650649"/>
       <w:bookmarkStart w:id="5" w:name="_Toc233203388"/>
       <w:bookmarkEnd w:id="4"/>
       <w:r>
@@ -3208,7 +3208,7 @@
         <w:pageBreakBefore w:val="false"/>
         <w:rPr/>
       </w:pPr>
-      <w:bookmarkStart w:id="6" w:name="__RefHeading___Toc81285_4195859891"/>
+      <w:bookmarkStart w:id="6" w:name="__RefHeading___Toc81285_3949650649"/>
       <w:bookmarkEnd w:id="6"/>
       <w:r>
         <w:rPr>
@@ -3225,7 +3225,7 @@
         <w:pStyle w:val="Heading2"/>
         <w:rPr/>
       </w:pPr>
-      <w:bookmarkStart w:id="7" w:name="__RefHeading___Toc81287_4195859891"/>
+      <w:bookmarkStart w:id="7" w:name="__RefHeading___Toc81287_3949650649"/>
       <w:bookmarkEnd w:id="7"/>
       <w:r>
         <w:rPr>
@@ -3273,7 +3273,7 @@
         <w:pStyle w:val="Heading2"/>
         <w:rPr/>
       </w:pPr>
-      <w:bookmarkStart w:id="8" w:name="__RefHeading___Toc81289_4195859891"/>
+      <w:bookmarkStart w:id="8" w:name="__RefHeading___Toc81289_3949650649"/>
       <w:bookmarkEnd w:id="8"/>
       <w:r>
         <w:rPr>
@@ -3942,7 +3942,7 @@
         <w:pStyle w:val="Heading2"/>
         <w:rPr/>
       </w:pPr>
-      <w:bookmarkStart w:id="9" w:name="__RefHeading___Toc81291_4195859891"/>
+      <w:bookmarkStart w:id="9" w:name="__RefHeading___Toc81291_3949650649"/>
       <w:bookmarkEnd w:id="9"/>
       <w:r>
         <w:rPr>
@@ -4092,7 +4092,7 @@
         <w:pStyle w:val="Heading2"/>
         <w:rPr/>
       </w:pPr>
-      <w:bookmarkStart w:id="10" w:name="__RefHeading___Toc81293_4195859891"/>
+      <w:bookmarkStart w:id="10" w:name="__RefHeading___Toc81293_3949650649"/>
       <w:bookmarkEnd w:id="10"/>
       <w:r>
         <w:rPr>
@@ -4684,7 +4684,7 @@
         <w:pStyle w:val="Heading2"/>
         <w:rPr/>
       </w:pPr>
-      <w:bookmarkStart w:id="11" w:name="__RefHeading___Toc81295_4195859891"/>
+      <w:bookmarkStart w:id="11" w:name="__RefHeading___Toc81295_3949650649"/>
       <w:bookmarkEnd w:id="11"/>
       <w:r>
         <w:rPr>
@@ -6665,23 +6665,13 @@
     </w:tbl>
     <w:p>
       <w:pPr>
-        <w:pStyle w:val="Normal"/>
-        <w:spacing w:before="0" w:after="80"/>
-        <w:rPr/>
-      </w:pPr>
-      <w:r>
-        <w:rPr/>
-      </w:r>
+        <w:pStyle w:val="Heading1"/>
+        <w:rPr/>
+      </w:pPr>
       <w:r>
         <w:br w:type="page"/>
       </w:r>
-    </w:p>
-    <w:p>
-      <w:pPr>
-        <w:pStyle w:val="Heading1"/>
-        <w:rPr/>
-      </w:pPr>
-      <w:bookmarkStart w:id="12" w:name="__RefHeading___Toc81297_4195859891"/>
+      <w:bookmarkStart w:id="12" w:name="__RefHeading___Toc81297_3949650649"/>
       <w:bookmarkEnd w:id="12"/>
       <w:r>
         <w:rPr>
@@ -6698,7 +6688,7 @@
         <w:pStyle w:val="Heading2"/>
         <w:rPr/>
       </w:pPr>
-      <w:bookmarkStart w:id="13" w:name="__RefHeading___Toc81299_4195859891"/>
+      <w:bookmarkStart w:id="13" w:name="__RefHeading___Toc81299_3949650649"/>
       <w:bookmarkEnd w:id="13"/>
       <w:r>
         <w:rPr>
@@ -7361,7 +7351,7 @@
         <w:pStyle w:val="Heading2"/>
         <w:rPr/>
       </w:pPr>
-      <w:bookmarkStart w:id="14" w:name="__RefHeading___Toc81301_4195859891"/>
+      <w:bookmarkStart w:id="14" w:name="__RefHeading___Toc81301_3949650649"/>
       <w:bookmarkEnd w:id="14"/>
       <w:r>
         <w:rPr>
@@ -8024,7 +8014,7 @@
         <w:pStyle w:val="Heading2"/>
         <w:rPr/>
       </w:pPr>
-      <w:bookmarkStart w:id="15" w:name="__RefHeading___Toc81303_4195859891"/>
+      <w:bookmarkStart w:id="15" w:name="__RefHeading___Toc81303_3949650649"/>
       <w:bookmarkEnd w:id="15"/>
       <w:r>
         <w:rPr>
@@ -8557,7 +8547,7 @@
         <w:pStyle w:val="Heading2"/>
         <w:rPr/>
       </w:pPr>
-      <w:bookmarkStart w:id="16" w:name="__RefHeading___Toc81305_4195859891"/>
+      <w:bookmarkStart w:id="16" w:name="__RefHeading___Toc81305_3949650649"/>
       <w:bookmarkEnd w:id="16"/>
       <w:r>
         <w:rPr>
@@ -9090,7 +9080,7 @@
         <w:pStyle w:val="Heading2"/>
         <w:rPr/>
       </w:pPr>
-      <w:bookmarkStart w:id="17" w:name="__RefHeading___Toc81307_4195859891"/>
+      <w:bookmarkStart w:id="17" w:name="__RefHeading___Toc81307_3949650649"/>
       <w:bookmarkEnd w:id="17"/>
       <w:r>
         <w:rPr>
@@ -9660,7 +9650,7 @@
         <w:pStyle w:val="Heading1"/>
         <w:rPr/>
       </w:pPr>
-      <w:bookmarkStart w:id="18" w:name="__RefHeading___Toc81309_4195859891"/>
+      <w:bookmarkStart w:id="18" w:name="__RefHeading___Toc81309_3949650649"/>
       <w:bookmarkEnd w:id="18"/>
       <w:r>
         <w:rPr>
@@ -9677,7 +9667,7 @@
         <w:pStyle w:val="Heading2"/>
         <w:rPr/>
       </w:pPr>
-      <w:bookmarkStart w:id="19" w:name="__RefHeading___Toc81311_4195859891"/>
+      <w:bookmarkStart w:id="19" w:name="__RefHeading___Toc81311_3949650649"/>
       <w:bookmarkEnd w:id="19"/>
       <w:r>
         <w:rPr>
@@ -10278,7 +10268,7 @@
         <w:pStyle w:val="Heading2"/>
         <w:rPr/>
       </w:pPr>
-      <w:bookmarkStart w:id="20" w:name="__RefHeading___Toc81313_4195859891"/>
+      <w:bookmarkStart w:id="20" w:name="__RefHeading___Toc81313_3949650649"/>
       <w:bookmarkEnd w:id="20"/>
       <w:r>
         <w:rPr>
@@ -10896,7 +10886,7 @@
         <w:pStyle w:val="Heading2"/>
         <w:rPr/>
       </w:pPr>
-      <w:bookmarkStart w:id="21" w:name="__RefHeading___Toc81315_4195859891"/>
+      <w:bookmarkStart w:id="21" w:name="__RefHeading___Toc81315_3949650649"/>
       <w:bookmarkEnd w:id="21"/>
       <w:r>
         <w:rPr>
@@ -11463,7 +11453,7 @@
         <w:pStyle w:val="Heading2"/>
         <w:rPr/>
       </w:pPr>
-      <w:bookmarkStart w:id="22" w:name="__RefHeading___Toc81317_4195859891"/>
+      <w:bookmarkStart w:id="22" w:name="__RefHeading___Toc81317_3949650649"/>
       <w:bookmarkEnd w:id="22"/>
       <w:r>
         <w:rPr>
@@ -12067,7 +12057,7 @@
         <w:pStyle w:val="Heading1"/>
         <w:rPr/>
       </w:pPr>
-      <w:bookmarkStart w:id="23" w:name="__RefHeading___Toc81319_4195859891"/>
+      <w:bookmarkStart w:id="23" w:name="__RefHeading___Toc81319_3949650649"/>
       <w:bookmarkEnd w:id="23"/>
       <w:r>
         <w:rPr>
@@ -12084,7 +12074,7 @@
         <w:pStyle w:val="Heading2"/>
         <w:rPr/>
       </w:pPr>
-      <w:bookmarkStart w:id="24" w:name="__RefHeading___Toc81321_4195859891"/>
+      <w:bookmarkStart w:id="24" w:name="__RefHeading___Toc81321_3949650649"/>
       <w:bookmarkEnd w:id="24"/>
       <w:r>
         <w:rPr>
@@ -12813,7 +12803,7 @@
         <w:pStyle w:val="Heading2"/>
         <w:rPr/>
       </w:pPr>
-      <w:bookmarkStart w:id="25" w:name="__RefHeading___Toc81323_4195859891"/>
+      <w:bookmarkStart w:id="25" w:name="__RefHeading___Toc81323_3949650649"/>
       <w:bookmarkEnd w:id="25"/>
       <w:r>
         <w:rPr>
@@ -13397,7 +13387,7 @@
         <w:pStyle w:val="Heading2"/>
         <w:rPr/>
       </w:pPr>
-      <w:bookmarkStart w:id="26" w:name="__RefHeading___Toc81325_4195859891"/>
+      <w:bookmarkStart w:id="26" w:name="__RefHeading___Toc81325_3949650649"/>
       <w:bookmarkEnd w:id="26"/>
       <w:r>
         <w:rPr>
@@ -14092,7 +14082,7 @@
         <w:pStyle w:val="Heading2"/>
         <w:rPr/>
       </w:pPr>
-      <w:bookmarkStart w:id="27" w:name="__RefHeading___Toc81327_4195859891"/>
+      <w:bookmarkStart w:id="27" w:name="__RefHeading___Toc81327_3949650649"/>
       <w:bookmarkEnd w:id="27"/>
       <w:r>
         <w:rPr>
@@ -14756,7 +14746,7 @@
         <w:pStyle w:val="Heading1"/>
         <w:rPr/>
       </w:pPr>
-      <w:bookmarkStart w:id="28" w:name="__RefHeading___Toc81329_4195859891"/>
+      <w:bookmarkStart w:id="28" w:name="__RefHeading___Toc81329_3949650649"/>
       <w:bookmarkEnd w:id="28"/>
       <w:r>
         <w:rPr>
@@ -14773,7 +14763,7 @@
         <w:pStyle w:val="Heading2"/>
         <w:rPr/>
       </w:pPr>
-      <w:bookmarkStart w:id="29" w:name="__RefHeading___Toc81331_4195859891"/>
+      <w:bookmarkStart w:id="29" w:name="__RefHeading___Toc81331_3949650649"/>
       <w:bookmarkEnd w:id="29"/>
       <w:r>
         <w:rPr>
@@ -15323,7 +15313,7 @@
         <w:pStyle w:val="Heading2"/>
         <w:rPr/>
       </w:pPr>
-      <w:bookmarkStart w:id="30" w:name="__RefHeading___Toc81333_4195859891"/>
+      <w:bookmarkStart w:id="30" w:name="__RefHeading___Toc81333_3949650649"/>
       <w:bookmarkEnd w:id="30"/>
       <w:r>
         <w:rPr>
@@ -15875,7 +15865,7 @@
         <w:pStyle w:val="Heading2"/>
         <w:rPr/>
       </w:pPr>
-      <w:bookmarkStart w:id="31" w:name="__RefHeading___Toc81335_4195859891"/>
+      <w:bookmarkStart w:id="31" w:name="__RefHeading___Toc81335_3949650649"/>
       <w:bookmarkEnd w:id="31"/>
       <w:r>
         <w:rPr>
@@ -16495,7 +16485,7 @@
         <w:pStyle w:val="Heading2"/>
         <w:rPr/>
       </w:pPr>
-      <w:bookmarkStart w:id="32" w:name="__RefHeading___Toc81337_4195859891"/>
+      <w:bookmarkStart w:id="32" w:name="__RefHeading___Toc81337_3949650649"/>
       <w:bookmarkEnd w:id="32"/>
       <w:r>
         <w:rPr>
@@ -16939,7 +16929,7 @@
           <w:spacing w:val="0"/>
         </w:rPr>
       </w:pPr>
-      <w:bookmarkStart w:id="33" w:name="__RefHeading___Toc81339_4195859891"/>
+      <w:bookmarkStart w:id="33" w:name="__RefHeading___Toc81339_3949650649"/>
       <w:bookmarkStart w:id="34" w:name="_Toc233203395"/>
       <w:bookmarkEnd w:id="33"/>
       <w:r>
